--- a/Modelos/definitivos/Modelo - RCPU.docx
+++ b/Modelos/definitivos/Modelo - RCPU.docx
@@ -2,6 +2,892 @@
 <file path=word/document.xml><?xml version="1.0" encoding="utf-8"?>
 <w:document xmlns:wpc="http://schemas.microsoft.com/office/word/2010/wordprocessingCanvas" xmlns:cx="http://schemas.microsoft.com/office/drawing/2014/chartex" xmlns:cx1="http://schemas.microsoft.com/office/drawing/2015/9/8/chartex" xmlns:cx2="http://schemas.microsoft.com/office/drawing/2015/10/21/chartex" xmlns:cx3="http://schemas.microsoft.com/office/drawing/2016/5/9/chartex" xmlns:cx4="http://schemas.microsoft.com/office/drawing/2016/5/10/chartex" xmlns:cx5="http://schemas.microsoft.com/office/drawing/2016/5/11/chartex" xmlns:cx6="http://schemas.microsoft.com/office/drawing/2016/5/12/chartex" xmlns:cx7="http://schemas.microsoft.com/office/drawing/2016/5/13/chartex" xmlns:cx8="http://schemas.microsoft.com/office/drawing/2016/5/14/chartex" xmlns:mc="http://schemas.openxmlformats.org/markup-compatibility/2006" xmlns:aink="http://schemas.microsoft.com/office/drawing/2016/ink" xmlns:am3d="http://schemas.microsoft.com/office/drawing/2017/model3d" xmlns:o="urn:schemas-microsoft-com:office:office" xmlns:oel="http://schemas.microsoft.com/office/2019/extlst" xmlns:r="http://schemas.openxmlformats.org/officeDocument/2006/relationships" xmlns:m="http://schemas.openxmlformats.org/officeDocument/2006/math" xmlns:v="urn:schemas-microsoft-com:vml" xmlns:wp14="http://schemas.microsoft.com/office/word/2010/wordprocessingDrawing" xmlns:wp="http://schemas.openxmlformats.org/drawingml/2006/wordprocessingDrawing" xmlns:w10="urn:schemas-microsoft-com:office:word" xmlns:w="http://schemas.openxmlformats.org/wordprocessingml/2006/main" xmlns:w14="http://schemas.microsoft.com/office/word/2010/wordml" xmlns:w15="http://schemas.microsoft.com/office/word/2012/wordml" xmlns:w16cex="http://schemas.microsoft.com/office/word/2018/wordml/cex" xmlns:w16cid="http://schemas.microsoft.com/office/word/2016/wordml/cid" xmlns:w16="http://schemas.microsoft.com/office/word/2018/wordml" xmlns:w16du="http://schemas.microsoft.com/office/word/2023/wordml/word16du" xmlns:w16sdtdh="http://schemas.microsoft.com/office/word/2020/wordml/sdtdatahash" xmlns:w16sdtfl="http://schemas.microsoft.com/office/word/2024/wordml/sdtformatlock" xmlns:w16se="http://schemas.microsoft.com/office/word/2015/wordml/symex" xmlns:wpg="http://schemas.microsoft.com/office/word/2010/wordprocessingGroup" xmlns:wpi="http://schemas.microsoft.com/office/word/2010/wordprocessingInk" xmlns:wne="http://schemas.microsoft.com/office/word/2006/wordml" xmlns:wps="http://schemas.microsoft.com/office/word/2010/wordprocessingShape" mc:Ignorable="w14 w15 w16se w16cid w16 w16cex w16sdtdh w16sdtfl w16du wp14">
   <w:body>
+    <w:tbl>
+      <w:tblPr>
+        <w:tblpPr w:leftFromText="180" w:rightFromText="180" w:topFromText="180" w:bottomFromText="180" w:vertAnchor="text" w:horzAnchor="margin" w:tblpXSpec="center" w:tblpY="171"/>
+        <w:tblW w:w="10350" w:type="dxa"/>
+        <w:tblBorders>
+          <w:top w:val="single" w:sz="2" w:space="0" w:color="auto"/>
+          <w:left w:val="single" w:sz="2" w:space="0" w:color="auto"/>
+          <w:bottom w:val="single" w:sz="2" w:space="0" w:color="auto"/>
+          <w:right w:val="single" w:sz="2" w:space="0" w:color="auto"/>
+          <w:insideH w:val="single" w:sz="2" w:space="0" w:color="auto"/>
+          <w:insideV w:val="single" w:sz="2" w:space="0" w:color="auto"/>
+        </w:tblBorders>
+        <w:tblLayout w:type="fixed"/>
+        <w:tblCellMar>
+          <w:top w:w="102" w:type="dxa"/>
+          <w:left w:w="102" w:type="dxa"/>
+          <w:bottom w:w="102" w:type="dxa"/>
+          <w:right w:w="102" w:type="dxa"/>
+        </w:tblCellMar>
+        <w:tblLook w:val="0600" w:firstRow="0" w:lastRow="0" w:firstColumn="0" w:lastColumn="0" w:noHBand="1" w:noVBand="1"/>
+      </w:tblPr>
+      <w:tblGrid>
+        <w:gridCol w:w="2832"/>
+        <w:gridCol w:w="2410"/>
+        <w:gridCol w:w="2977"/>
+        <w:gridCol w:w="2131"/>
+      </w:tblGrid>
+      <w:tr>
+        <w:trPr>
+          <w:trHeight w:val="176"/>
+        </w:trPr>
+        <w:tc>
+          <w:tcPr>
+            <w:tcW w:w="10350" w:type="dxa"/>
+            <w:gridSpan w:val="4"/>
+            <w:tcBorders>
+              <w:top w:val="single" w:sz="2" w:space="0" w:color="auto"/>
+              <w:left w:val="single" w:sz="2" w:space="0" w:color="auto"/>
+              <w:bottom w:val="single" w:sz="2" w:space="0" w:color="auto"/>
+              <w:right w:val="single" w:sz="2" w:space="0" w:color="auto"/>
+            </w:tcBorders>
+            <w:shd w:val="clear" w:color="auto" w:fill="30503E"/>
+            <w:vAlign w:val="center"/>
+          </w:tcPr>
+          <w:p>
+            <w:pPr>
+              <w:widowControl w:val="0"/>
+              <w:spacing w:line="216" w:lineRule="auto"/>
+              <w:jc w:val="center"/>
+              <w:rPr>
+                <w:b/>
+                <w:bCs/>
+                <w:color w:val="E8E8E8"/>
+                <w:sz w:val="18"/>
+                <w:szCs w:val="18"/>
+              </w:rPr>
+            </w:pPr>
+            <w:r>
+              <w:rPr>
+                <w:b/>
+                <w:bCs/>
+                <w:color w:val="E8E8E8"/>
+                <w:sz w:val="18"/>
+                <w:szCs w:val="18"/>
+              </w:rPr>
+              <w:t>INFORMAÇÕES DO SERVIÇO</w:t>
+            </w:r>
+          </w:p>
+        </w:tc>
+      </w:tr>
+      <w:tr>
+        <w:trPr>
+          <w:trHeight w:val="494"/>
+        </w:trPr>
+        <w:tc>
+          <w:tcPr>
+            <w:tcW w:w="2832" w:type="dxa"/>
+            <w:tcBorders>
+              <w:right w:val="single" w:sz="2" w:space="0" w:color="auto"/>
+            </w:tcBorders>
+          </w:tcPr>
+          <w:p>
+            <w:pPr>
+              <w:widowControl w:val="0"/>
+              <w:rPr>
+                <w:color w:val="11437E"/>
+                <w:sz w:val="18"/>
+                <w:szCs w:val="18"/>
+              </w:rPr>
+            </w:pPr>
+            <w:r>
+              <w:rPr>
+                <w:b/>
+                <w:bCs/>
+                <w:sz w:val="18"/>
+                <w:szCs w:val="18"/>
+              </w:rPr>
+              <w:t>Serviço</w:t>
+            </w:r>
+            <w:r>
+              <w:rPr>
+                <w:b/>
+                <w:bCs/>
+                <w:sz w:val="18"/>
+                <w:szCs w:val="18"/>
+              </w:rPr>
+              <w:t xml:space="preserve">: </w:t>
+            </w:r>
+            <w:r>
+              <w:rPr>
+                <w:color w:val="11437E"/>
+                <w:sz w:val="18"/>
+                <w:szCs w:val="18"/>
+              </w:rPr>
+              <w:t>{{</w:t>
+            </w:r>
+            <w:proofErr w:type="spellStart"/>
+            <w:r>
+              <w:rPr>
+                <w:color w:val="11437E"/>
+                <w:sz w:val="18"/>
+                <w:szCs w:val="18"/>
+              </w:rPr>
+              <w:t>equipament</w:t>
+            </w:r>
+            <w:proofErr w:type="spellEnd"/>
+            <w:r>
+              <w:rPr>
+                <w:color w:val="11437E"/>
+                <w:sz w:val="18"/>
+                <w:szCs w:val="18"/>
+              </w:rPr>
+              <w:t>}}</w:t>
+            </w:r>
+          </w:p>
+        </w:tc>
+        <w:tc>
+          <w:tcPr>
+            <w:tcW w:w="2410" w:type="dxa"/>
+            <w:tcBorders>
+              <w:top w:val="single" w:sz="2" w:space="0" w:color="auto"/>
+              <w:left w:val="single" w:sz="2" w:space="0" w:color="auto"/>
+              <w:bottom w:val="single" w:sz="2" w:space="0" w:color="auto"/>
+              <w:right w:val="single" w:sz="2" w:space="0" w:color="auto"/>
+            </w:tcBorders>
+          </w:tcPr>
+          <w:p>
+            <w:pPr>
+              <w:widowControl w:val="0"/>
+              <w:rPr>
+                <w:color w:val="11437E"/>
+                <w:sz w:val="18"/>
+                <w:szCs w:val="18"/>
+              </w:rPr>
+            </w:pPr>
+            <w:r>
+              <w:rPr>
+                <w:b/>
+                <w:bCs/>
+                <w:sz w:val="18"/>
+                <w:szCs w:val="18"/>
+              </w:rPr>
+              <w:t>Óleo</w:t>
+            </w:r>
+            <w:r>
+              <w:rPr>
+                <w:b/>
+                <w:bCs/>
+                <w:sz w:val="18"/>
+                <w:szCs w:val="18"/>
+              </w:rPr>
+              <w:t>:</w:t>
+            </w:r>
+            <w:r>
+              <w:rPr>
+                <w:b/>
+                <w:bCs/>
+                <w:sz w:val="18"/>
+                <w:szCs w:val="18"/>
+              </w:rPr>
+              <w:t xml:space="preserve"> </w:t>
+            </w:r>
+            <w:r>
+              <w:rPr>
+                <w:color w:val="11437E"/>
+                <w:sz w:val="18"/>
+                <w:szCs w:val="18"/>
+              </w:rPr>
+              <w:t>{{</w:t>
+            </w:r>
+            <w:proofErr w:type="spellStart"/>
+            <w:r>
+              <w:rPr>
+                <w:color w:val="11437E"/>
+                <w:sz w:val="18"/>
+                <w:szCs w:val="18"/>
+              </w:rPr>
+              <w:t>oil</w:t>
+            </w:r>
+            <w:proofErr w:type="spellEnd"/>
+            <w:r>
+              <w:rPr>
+                <w:color w:val="11437E"/>
+                <w:sz w:val="18"/>
+                <w:szCs w:val="18"/>
+              </w:rPr>
+              <w:t>}}</w:t>
+            </w:r>
+          </w:p>
+        </w:tc>
+        <w:tc>
+          <w:tcPr>
+            <w:tcW w:w="2977" w:type="dxa"/>
+            <w:tcBorders>
+              <w:top w:val="single" w:sz="2" w:space="0" w:color="auto"/>
+              <w:left w:val="single" w:sz="2" w:space="0" w:color="auto"/>
+              <w:bottom w:val="single" w:sz="2" w:space="0" w:color="auto"/>
+              <w:right w:val="single" w:sz="2" w:space="0" w:color="auto"/>
+            </w:tcBorders>
+          </w:tcPr>
+          <w:p>
+            <w:pPr>
+              <w:widowControl w:val="0"/>
+              <w:rPr>
+                <w:color w:val="11437E"/>
+                <w:sz w:val="18"/>
+                <w:szCs w:val="18"/>
+              </w:rPr>
+            </w:pPr>
+            <w:r>
+              <w:rPr>
+                <w:b/>
+                <w:bCs/>
+                <w:sz w:val="18"/>
+                <w:szCs w:val="18"/>
+              </w:rPr>
+              <w:t>Unidade de filtragem/flushing</w:t>
+            </w:r>
+            <w:r>
+              <w:rPr>
+                <w:b/>
+                <w:bCs/>
+                <w:sz w:val="18"/>
+                <w:szCs w:val="18"/>
+              </w:rPr>
+              <w:t xml:space="preserve">: </w:t>
+            </w:r>
+            <w:r>
+              <w:rPr>
+                <w:color w:val="11437E"/>
+                <w:sz w:val="18"/>
+                <w:szCs w:val="18"/>
+              </w:rPr>
+              <w:t>{{</w:t>
+            </w:r>
+            <w:proofErr w:type="spellStart"/>
+            <w:r>
+              <w:rPr>
+                <w:color w:val="11437E"/>
+                <w:sz w:val="18"/>
+                <w:szCs w:val="18"/>
+              </w:rPr>
+              <w:t>flushingunit</w:t>
+            </w:r>
+            <w:proofErr w:type="spellEnd"/>
+            <w:r>
+              <w:rPr>
+                <w:color w:val="11437E"/>
+                <w:sz w:val="18"/>
+                <w:szCs w:val="18"/>
+              </w:rPr>
+              <w:t>}}</w:t>
+            </w:r>
+          </w:p>
+        </w:tc>
+        <w:tc>
+          <w:tcPr>
+            <w:tcW w:w="2131" w:type="dxa"/>
+            <w:tcBorders>
+              <w:top w:val="single" w:sz="2" w:space="0" w:color="auto"/>
+              <w:left w:val="single" w:sz="2" w:space="0" w:color="auto"/>
+              <w:bottom w:val="single" w:sz="2" w:space="0" w:color="auto"/>
+              <w:right w:val="single" w:sz="2" w:space="0" w:color="auto"/>
+            </w:tcBorders>
+          </w:tcPr>
+          <w:p>
+            <w:pPr>
+              <w:widowControl w:val="0"/>
+              <w:rPr>
+                <w:b/>
+                <w:bCs/>
+                <w:sz w:val="18"/>
+                <w:szCs w:val="18"/>
+              </w:rPr>
+            </w:pPr>
+            <w:r>
+              <w:rPr>
+                <w:b/>
+                <w:bCs/>
+                <w:sz w:val="18"/>
+                <w:szCs w:val="18"/>
+              </w:rPr>
+              <w:t>Serviços realizados</w:t>
+            </w:r>
+            <w:r>
+              <w:rPr>
+                <w:b/>
+                <w:bCs/>
+                <w:sz w:val="18"/>
+                <w:szCs w:val="18"/>
+              </w:rPr>
+              <w:t>:</w:t>
+            </w:r>
+            <w:r>
+              <w:rPr>
+                <w:b/>
+                <w:bCs/>
+                <w:sz w:val="18"/>
+                <w:szCs w:val="18"/>
+              </w:rPr>
+              <w:t xml:space="preserve"> </w:t>
+            </w:r>
+            <w:r>
+              <w:rPr>
+                <w:color w:val="11437E"/>
+                <w:sz w:val="18"/>
+                <w:szCs w:val="18"/>
+              </w:rPr>
+              <w:t>{{</w:t>
+            </w:r>
+            <w:proofErr w:type="spellStart"/>
+            <w:r>
+              <w:rPr>
+                <w:color w:val="11437E"/>
+                <w:sz w:val="18"/>
+                <w:szCs w:val="18"/>
+              </w:rPr>
+              <w:t>servicelist</w:t>
+            </w:r>
+            <w:proofErr w:type="spellEnd"/>
+            <w:r>
+              <w:rPr>
+                <w:color w:val="11437E"/>
+                <w:sz w:val="18"/>
+                <w:szCs w:val="18"/>
+              </w:rPr>
+              <w:t>}}</w:t>
+            </w:r>
+          </w:p>
+        </w:tc>
+      </w:tr>
+      <w:tr>
+        <w:trPr>
+          <w:trHeight w:val="234"/>
+        </w:trPr>
+        <w:tc>
+          <w:tcPr>
+            <w:tcW w:w="2832" w:type="dxa"/>
+            <w:tcBorders>
+              <w:right w:val="single" w:sz="2" w:space="0" w:color="auto"/>
+            </w:tcBorders>
+          </w:tcPr>
+          <w:p>
+            <w:pPr>
+              <w:widowControl w:val="0"/>
+              <w:rPr>
+                <w:color w:val="11437E"/>
+                <w:sz w:val="18"/>
+                <w:szCs w:val="18"/>
+              </w:rPr>
+            </w:pPr>
+            <w:r>
+              <w:rPr>
+                <w:b/>
+                <w:bCs/>
+                <w:sz w:val="18"/>
+                <w:szCs w:val="18"/>
+              </w:rPr>
+              <w:t xml:space="preserve">Equipamento: </w:t>
+            </w:r>
+            <w:r>
+              <w:rPr>
+                <w:color w:val="11437E"/>
+                <w:sz w:val="18"/>
+                <w:szCs w:val="18"/>
+              </w:rPr>
+              <w:t>{{equipamento}}</w:t>
+            </w:r>
+          </w:p>
+        </w:tc>
+        <w:tc>
+          <w:tcPr>
+            <w:tcW w:w="2410" w:type="dxa"/>
+            <w:tcBorders>
+              <w:top w:val="single" w:sz="2" w:space="0" w:color="auto"/>
+              <w:left w:val="single" w:sz="2" w:space="0" w:color="auto"/>
+              <w:bottom w:val="single" w:sz="2" w:space="0" w:color="auto"/>
+              <w:right w:val="single" w:sz="2" w:space="0" w:color="auto"/>
+            </w:tcBorders>
+          </w:tcPr>
+          <w:p>
+            <w:pPr>
+              <w:widowControl w:val="0"/>
+              <w:rPr>
+                <w:color w:val="11437E"/>
+                <w:sz w:val="18"/>
+                <w:szCs w:val="18"/>
+              </w:rPr>
+            </w:pPr>
+            <w:r>
+              <w:rPr>
+                <w:b/>
+                <w:bCs/>
+                <w:sz w:val="18"/>
+                <w:szCs w:val="18"/>
+              </w:rPr>
+              <w:t>Volume</w:t>
+            </w:r>
+            <w:r>
+              <w:rPr>
+                <w:b/>
+                <w:bCs/>
+                <w:sz w:val="18"/>
+                <w:szCs w:val="18"/>
+              </w:rPr>
+              <w:t xml:space="preserve">: </w:t>
+            </w:r>
+            <w:r>
+              <w:rPr>
+                <w:color w:val="11437E"/>
+                <w:sz w:val="18"/>
+                <w:szCs w:val="18"/>
+              </w:rPr>
+              <w:t>{{</w:t>
+            </w:r>
+            <w:r>
+              <w:rPr>
+                <w:color w:val="11437E"/>
+                <w:sz w:val="18"/>
+                <w:szCs w:val="18"/>
+              </w:rPr>
+              <w:t>volume</w:t>
+            </w:r>
+            <w:r>
+              <w:rPr>
+                <w:color w:val="11437E"/>
+                <w:sz w:val="18"/>
+                <w:szCs w:val="18"/>
+              </w:rPr>
+              <w:t>}}</w:t>
+            </w:r>
+          </w:p>
+        </w:tc>
+        <w:tc>
+          <w:tcPr>
+            <w:tcW w:w="2977" w:type="dxa"/>
+            <w:tcBorders>
+              <w:top w:val="single" w:sz="2" w:space="0" w:color="auto"/>
+              <w:left w:val="single" w:sz="2" w:space="0" w:color="auto"/>
+              <w:bottom w:val="single" w:sz="2" w:space="0" w:color="auto"/>
+              <w:right w:val="single" w:sz="2" w:space="0" w:color="auto"/>
+            </w:tcBorders>
+          </w:tcPr>
+          <w:p>
+            <w:pPr>
+              <w:widowControl w:val="0"/>
+              <w:rPr>
+                <w:color w:val="11437E"/>
+                <w:sz w:val="18"/>
+                <w:szCs w:val="18"/>
+              </w:rPr>
+            </w:pPr>
+            <w:r>
+              <w:rPr>
+                <w:b/>
+                <w:bCs/>
+                <w:sz w:val="18"/>
+                <w:szCs w:val="18"/>
+              </w:rPr>
+              <w:t>Unidade de desidratação</w:t>
+            </w:r>
+            <w:r>
+              <w:rPr>
+                <w:b/>
+                <w:bCs/>
+                <w:sz w:val="18"/>
+                <w:szCs w:val="18"/>
+              </w:rPr>
+              <w:t xml:space="preserve">: </w:t>
+            </w:r>
+            <w:r>
+              <w:rPr>
+                <w:color w:val="11437E"/>
+                <w:sz w:val="18"/>
+                <w:szCs w:val="18"/>
+              </w:rPr>
+              <w:t>{{</w:t>
+            </w:r>
+            <w:proofErr w:type="spellStart"/>
+            <w:r>
+              <w:rPr>
+                <w:color w:val="11437E"/>
+                <w:sz w:val="18"/>
+                <w:szCs w:val="18"/>
+              </w:rPr>
+              <w:t>thermounit</w:t>
+            </w:r>
+            <w:proofErr w:type="spellEnd"/>
+            <w:r>
+              <w:rPr>
+                <w:color w:val="11437E"/>
+                <w:sz w:val="18"/>
+                <w:szCs w:val="18"/>
+              </w:rPr>
+              <w:t>}</w:t>
+            </w:r>
+            <w:r>
+              <w:rPr>
+                <w:color w:val="11437E"/>
+                <w:sz w:val="18"/>
+                <w:szCs w:val="18"/>
+              </w:rPr>
+              <w:t>}</w:t>
+            </w:r>
+          </w:p>
+        </w:tc>
+        <w:tc>
+          <w:tcPr>
+            <w:tcW w:w="2131" w:type="dxa"/>
+            <w:tcBorders>
+              <w:top w:val="single" w:sz="2" w:space="0" w:color="auto"/>
+              <w:left w:val="single" w:sz="2" w:space="0" w:color="auto"/>
+              <w:bottom w:val="single" w:sz="2" w:space="0" w:color="auto"/>
+              <w:right w:val="single" w:sz="2" w:space="0" w:color="auto"/>
+            </w:tcBorders>
+          </w:tcPr>
+          <w:p>
+            <w:pPr>
+              <w:widowControl w:val="0"/>
+              <w:rPr>
+                <w:color w:val="11437E"/>
+                <w:sz w:val="18"/>
+                <w:szCs w:val="18"/>
+              </w:rPr>
+            </w:pPr>
+            <w:r>
+              <w:rPr>
+                <w:b/>
+                <w:bCs/>
+                <w:sz w:val="18"/>
+                <w:szCs w:val="18"/>
+              </w:rPr>
+              <w:t>Serial do contador</w:t>
+            </w:r>
+            <w:r>
+              <w:rPr>
+                <w:b/>
+                <w:bCs/>
+                <w:sz w:val="18"/>
+                <w:szCs w:val="18"/>
+              </w:rPr>
+              <w:t xml:space="preserve">: </w:t>
+            </w:r>
+            <w:r>
+              <w:rPr>
+                <w:color w:val="11437E"/>
+                <w:sz w:val="18"/>
+                <w:szCs w:val="18"/>
+              </w:rPr>
+              <w:t>{{</w:t>
+            </w:r>
+            <w:proofErr w:type="spellStart"/>
+            <w:r>
+              <w:rPr>
+                <w:color w:val="11437E"/>
+                <w:sz w:val="18"/>
+                <w:szCs w:val="18"/>
+              </w:rPr>
+              <w:t>particlecounterserial</w:t>
+            </w:r>
+            <w:proofErr w:type="spellEnd"/>
+            <w:r>
+              <w:rPr>
+                <w:color w:val="11437E"/>
+                <w:sz w:val="18"/>
+                <w:szCs w:val="18"/>
+              </w:rPr>
+              <w:t>}}</w:t>
+            </w:r>
+          </w:p>
+        </w:tc>
+      </w:tr>
+      <w:tr>
+        <w:trPr>
+          <w:trHeight w:val="362"/>
+        </w:trPr>
+        <w:tc>
+          <w:tcPr>
+            <w:tcW w:w="2832" w:type="dxa"/>
+            <w:tcBorders>
+              <w:right w:val="single" w:sz="2" w:space="0" w:color="auto"/>
+            </w:tcBorders>
+          </w:tcPr>
+          <w:p>
+            <w:pPr>
+              <w:widowControl w:val="0"/>
+              <w:rPr>
+                <w:b/>
+                <w:bCs/>
+                <w:sz w:val="18"/>
+                <w:szCs w:val="18"/>
+              </w:rPr>
+            </w:pPr>
+            <w:r>
+              <w:rPr>
+                <w:b/>
+                <w:bCs/>
+                <w:sz w:val="18"/>
+                <w:szCs w:val="18"/>
+              </w:rPr>
+              <w:t>Sistema:</w:t>
+            </w:r>
+            <w:r>
+              <w:rPr>
+                <w:color w:val="11437E"/>
+                <w:sz w:val="18"/>
+                <w:szCs w:val="18"/>
+              </w:rPr>
+              <w:t xml:space="preserve"> {{system}}</w:t>
+            </w:r>
+          </w:p>
+        </w:tc>
+        <w:tc>
+          <w:tcPr>
+            <w:tcW w:w="2410" w:type="dxa"/>
+            <w:tcBorders>
+              <w:top w:val="single" w:sz="2" w:space="0" w:color="auto"/>
+              <w:left w:val="single" w:sz="2" w:space="0" w:color="auto"/>
+              <w:bottom w:val="single" w:sz="2" w:space="0" w:color="auto"/>
+              <w:right w:val="single" w:sz="2" w:space="0" w:color="auto"/>
+            </w:tcBorders>
+          </w:tcPr>
+          <w:p>
+            <w:pPr>
+              <w:widowControl w:val="0"/>
+              <w:rPr>
+                <w:b/>
+                <w:bCs/>
+                <w:sz w:val="18"/>
+                <w:szCs w:val="18"/>
+              </w:rPr>
+            </w:pPr>
+            <w:r>
+              <w:rPr>
+                <w:b/>
+                <w:bCs/>
+                <w:sz w:val="18"/>
+                <w:szCs w:val="18"/>
+              </w:rPr>
+              <w:t xml:space="preserve">Procedimento: </w:t>
+            </w:r>
+            <w:r>
+              <w:rPr>
+                <w:color w:val="11437E"/>
+                <w:sz w:val="18"/>
+                <w:szCs w:val="18"/>
+              </w:rPr>
+              <w:t xml:space="preserve"> IBT 11-23</w:t>
+            </w:r>
+          </w:p>
+        </w:tc>
+        <w:tc>
+          <w:tcPr>
+            <w:tcW w:w="2977" w:type="dxa"/>
+            <w:tcBorders>
+              <w:top w:val="single" w:sz="2" w:space="0" w:color="auto"/>
+              <w:left w:val="single" w:sz="2" w:space="0" w:color="auto"/>
+              <w:bottom w:val="single" w:sz="2" w:space="0" w:color="auto"/>
+              <w:right w:val="single" w:sz="2" w:space="0" w:color="auto"/>
+            </w:tcBorders>
+          </w:tcPr>
+          <w:p>
+            <w:pPr>
+              <w:widowControl w:val="0"/>
+              <w:rPr>
+                <w:color w:val="11437E"/>
+                <w:sz w:val="18"/>
+                <w:szCs w:val="18"/>
+              </w:rPr>
+            </w:pPr>
+            <w:r>
+              <w:rPr>
+                <w:b/>
+                <w:bCs/>
+                <w:sz w:val="18"/>
+                <w:szCs w:val="18"/>
+              </w:rPr>
+              <w:t>Início</w:t>
+            </w:r>
+            <w:r>
+              <w:rPr>
+                <w:b/>
+                <w:bCs/>
+                <w:sz w:val="18"/>
+                <w:szCs w:val="18"/>
+              </w:rPr>
+              <w:t xml:space="preserve">: </w:t>
+            </w:r>
+            <w:r>
+              <w:rPr>
+                <w:color w:val="11437E"/>
+                <w:sz w:val="18"/>
+                <w:szCs w:val="18"/>
+              </w:rPr>
+              <w:t>{{</w:t>
+            </w:r>
+            <w:proofErr w:type="spellStart"/>
+            <w:r>
+              <w:rPr>
+                <w:color w:val="11437E"/>
+                <w:sz w:val="18"/>
+                <w:szCs w:val="18"/>
+              </w:rPr>
+              <w:t>starttime</w:t>
+            </w:r>
+            <w:proofErr w:type="spellEnd"/>
+            <w:r>
+              <w:rPr>
+                <w:color w:val="11437E"/>
+                <w:sz w:val="18"/>
+                <w:szCs w:val="18"/>
+              </w:rPr>
+              <w:t>}</w:t>
+            </w:r>
+            <w:r>
+              <w:rPr>
+                <w:color w:val="11437E"/>
+                <w:sz w:val="18"/>
+                <w:szCs w:val="18"/>
+              </w:rPr>
+              <w:t>}</w:t>
+            </w:r>
+          </w:p>
+        </w:tc>
+        <w:tc>
+          <w:tcPr>
+            <w:tcW w:w="2131" w:type="dxa"/>
+            <w:tcBorders>
+              <w:top w:val="single" w:sz="2" w:space="0" w:color="auto"/>
+              <w:left w:val="single" w:sz="2" w:space="0" w:color="auto"/>
+              <w:bottom w:val="single" w:sz="2" w:space="0" w:color="auto"/>
+              <w:right w:val="single" w:sz="2" w:space="0" w:color="auto"/>
+            </w:tcBorders>
+          </w:tcPr>
+          <w:p>
+            <w:pPr>
+              <w:widowControl w:val="0"/>
+              <w:rPr>
+                <w:b/>
+                <w:bCs/>
+                <w:sz w:val="18"/>
+                <w:szCs w:val="18"/>
+              </w:rPr>
+            </w:pPr>
+            <w:r>
+              <w:rPr>
+                <w:b/>
+                <w:bCs/>
+                <w:sz w:val="18"/>
+                <w:szCs w:val="18"/>
+              </w:rPr>
+              <w:t>Término</w:t>
+            </w:r>
+            <w:r>
+              <w:rPr>
+                <w:b/>
+                <w:bCs/>
+                <w:sz w:val="18"/>
+                <w:szCs w:val="18"/>
+              </w:rPr>
+              <w:t xml:space="preserve">: </w:t>
+            </w:r>
+            <w:r>
+              <w:rPr>
+                <w:color w:val="11437E"/>
+                <w:sz w:val="18"/>
+                <w:szCs w:val="18"/>
+              </w:rPr>
+              <w:t>{{</w:t>
+            </w:r>
+            <w:proofErr w:type="spellStart"/>
+            <w:r>
+              <w:rPr>
+                <w:color w:val="11437E"/>
+                <w:sz w:val="18"/>
+                <w:szCs w:val="18"/>
+              </w:rPr>
+              <w:t>endtime</w:t>
+            </w:r>
+            <w:proofErr w:type="spellEnd"/>
+            <w:r>
+              <w:rPr>
+                <w:color w:val="11437E"/>
+                <w:sz w:val="18"/>
+                <w:szCs w:val="18"/>
+              </w:rPr>
+              <w:t>}}</w:t>
+            </w:r>
+          </w:p>
+        </w:tc>
+      </w:tr>
+      <w:tr>
+        <w:trPr>
+          <w:trHeight w:val="291"/>
+        </w:trPr>
+        <w:tc>
+          <w:tcPr>
+            <w:tcW w:w="10350" w:type="dxa"/>
+            <w:gridSpan w:val="4"/>
+            <w:tcBorders>
+              <w:top w:val="single" w:sz="2" w:space="0" w:color="auto"/>
+              <w:left w:val="single" w:sz="2" w:space="0" w:color="auto"/>
+              <w:bottom w:val="single" w:sz="2" w:space="0" w:color="auto"/>
+              <w:right w:val="single" w:sz="2" w:space="0" w:color="auto"/>
+            </w:tcBorders>
+          </w:tcPr>
+          <w:p>
+            <w:pPr>
+              <w:widowControl w:val="0"/>
+              <w:rPr>
+                <w:b/>
+                <w:bCs/>
+                <w:sz w:val="18"/>
+                <w:szCs w:val="18"/>
+              </w:rPr>
+            </w:pPr>
+            <w:proofErr w:type="spellStart"/>
+            <w:r>
+              <w:rPr>
+                <w:b/>
+                <w:bCs/>
+                <w:sz w:val="18"/>
+                <w:szCs w:val="18"/>
+              </w:rPr>
+              <w:t>Tags</w:t>
+            </w:r>
+            <w:proofErr w:type="spellEnd"/>
+            <w:r>
+              <w:rPr>
+                <w:b/>
+                <w:bCs/>
+                <w:sz w:val="18"/>
+                <w:szCs w:val="18"/>
+              </w:rPr>
+              <w:t xml:space="preserve">: </w:t>
+            </w:r>
+            <w:r>
+              <w:rPr>
+                <w:color w:val="11437E"/>
+                <w:sz w:val="18"/>
+                <w:szCs w:val="18"/>
+              </w:rPr>
+              <w:t>{{</w:t>
+            </w:r>
+            <w:proofErr w:type="spellStart"/>
+            <w:r>
+              <w:rPr>
+                <w:color w:val="11437E"/>
+                <w:sz w:val="18"/>
+                <w:szCs w:val="18"/>
+              </w:rPr>
+              <w:t>tags</w:t>
+            </w:r>
+            <w:proofErr w:type="spellEnd"/>
+            <w:r>
+              <w:rPr>
+                <w:color w:val="11437E"/>
+                <w:sz w:val="18"/>
+                <w:szCs w:val="18"/>
+              </w:rPr>
+              <w:t>}}</w:t>
+            </w:r>
+          </w:p>
+        </w:tc>
+      </w:tr>
+    </w:tbl>
     <w:p>
       <w:pPr>
         <w:pStyle w:val="SemEspaamento"/>
@@ -9,867 +895,8 @@
     </w:p>
     <w:tbl>
       <w:tblPr>
-        <w:tblStyle w:val="a"/>
-        <w:tblpPr w:leftFromText="180" w:rightFromText="180" w:topFromText="180" w:bottomFromText="180" w:vertAnchor="text" w:tblpX="-675"/>
-        <w:tblW w:w="10350" w:type="dxa"/>
-        <w:tblInd w:w="0" w:type="dxa"/>
-        <w:tblBorders>
-          <w:top w:val="single" w:sz="8" w:space="0" w:color="000000"/>
-          <w:left w:val="single" w:sz="8" w:space="0" w:color="000000"/>
-          <w:bottom w:val="single" w:sz="8" w:space="0" w:color="000000"/>
-          <w:right w:val="single" w:sz="8" w:space="0" w:color="000000"/>
-          <w:insideH w:val="single" w:sz="8" w:space="0" w:color="000000"/>
-          <w:insideV w:val="single" w:sz="8" w:space="0" w:color="000000"/>
-        </w:tblBorders>
-        <w:tblLayout w:type="fixed"/>
-        <w:tblLook w:val="0600" w:firstRow="0" w:lastRow="0" w:firstColumn="0" w:lastColumn="0" w:noHBand="1" w:noVBand="1"/>
-      </w:tblPr>
-      <w:tblGrid>
-        <w:gridCol w:w="2967"/>
-        <w:gridCol w:w="2410"/>
-        <w:gridCol w:w="2410"/>
-        <w:gridCol w:w="2563"/>
-      </w:tblGrid>
-      <w:tr>
-        <w:trPr>
-          <w:trHeight w:val="20"/>
-        </w:trPr>
-        <w:tc>
-          <w:tcPr>
-            <w:tcW w:w="10350" w:type="dxa"/>
-            <w:gridSpan w:val="4"/>
-            <w:shd w:val="clear" w:color="auto" w:fill="30503E"/>
-          </w:tcPr>
-          <w:p>
-            <w:pPr>
-              <w:widowControl w:val="0"/>
-              <w:spacing w:line="216" w:lineRule="auto"/>
-              <w:jc w:val="center"/>
-              <w:rPr>
-                <w:b/>
-                <w:bCs/>
-                <w:color w:val="E8E8E8"/>
-                <w:sz w:val="18"/>
-                <w:szCs w:val="18"/>
-              </w:rPr>
-            </w:pPr>
-            <w:r>
-              <w:rPr>
-                <w:b/>
-                <w:bCs/>
-                <w:color w:val="E8E8E8"/>
-                <w:sz w:val="18"/>
-                <w:szCs w:val="18"/>
-              </w:rPr>
-              <w:t>INFORMAÇ</w:t>
-            </w:r>
-            <w:r>
-              <w:rPr>
-                <w:b/>
-                <w:bCs/>
-                <w:color w:val="E8E8E8"/>
-                <w:sz w:val="18"/>
-                <w:szCs w:val="18"/>
-              </w:rPr>
-              <w:t>Õ</w:t>
-            </w:r>
-            <w:r>
-              <w:rPr>
-                <w:b/>
-                <w:bCs/>
-                <w:color w:val="E8E8E8"/>
-                <w:sz w:val="18"/>
-                <w:szCs w:val="18"/>
-              </w:rPr>
-              <w:t>ES DO SERVIÇO</w:t>
-            </w:r>
-          </w:p>
-        </w:tc>
-      </w:tr>
-      <w:tr>
-        <w:trPr>
-          <w:trHeight w:val="462"/>
-        </w:trPr>
-        <w:tc>
-          <w:tcPr>
-            <w:tcW w:w="2967" w:type="dxa"/>
-          </w:tcPr>
-          <w:p>
-            <w:pPr>
-              <w:widowControl w:val="0"/>
-              <w:spacing w:line="216" w:lineRule="auto"/>
-              <w:rPr>
-                <w:color w:val="11437E"/>
-                <w:sz w:val="18"/>
-                <w:szCs w:val="18"/>
-              </w:rPr>
-            </w:pPr>
-            <w:r>
-              <w:rPr>
-                <w:b/>
-                <w:bCs/>
-                <w:sz w:val="18"/>
-                <w:szCs w:val="18"/>
-              </w:rPr>
-              <w:t>Serviço</w:t>
-            </w:r>
-            <w:r>
-              <w:rPr>
-                <w:b/>
-                <w:bCs/>
-                <w:sz w:val="18"/>
-                <w:szCs w:val="18"/>
-              </w:rPr>
-              <w:t xml:space="preserve">: </w:t>
-            </w:r>
-            <w:r>
-              <w:rPr>
-                <w:color w:val="11437E"/>
-                <w:sz w:val="18"/>
-                <w:szCs w:val="18"/>
-              </w:rPr>
-              <w:t>{{</w:t>
-            </w:r>
-            <w:proofErr w:type="spellStart"/>
-            <w:r>
-              <w:rPr>
-                <w:color w:val="11437E"/>
-                <w:sz w:val="18"/>
-                <w:szCs w:val="18"/>
-              </w:rPr>
-              <w:t>service</w:t>
-            </w:r>
-            <w:proofErr w:type="spellEnd"/>
-            <w:r>
-              <w:rPr>
-                <w:color w:val="11437E"/>
-                <w:sz w:val="18"/>
-                <w:szCs w:val="18"/>
-              </w:rPr>
-              <w:t>}}</w:t>
-            </w:r>
-          </w:p>
-        </w:tc>
-        <w:tc>
-          <w:tcPr>
-            <w:tcW w:w="2410" w:type="dxa"/>
-          </w:tcPr>
-          <w:p>
-            <w:pPr>
-              <w:widowControl w:val="0"/>
-              <w:spacing w:line="216" w:lineRule="auto"/>
-              <w:rPr>
-                <w:b/>
-                <w:bCs/>
-                <w:sz w:val="18"/>
-                <w:szCs w:val="18"/>
-              </w:rPr>
-            </w:pPr>
-            <w:r>
-              <w:rPr>
-                <w:b/>
-                <w:bCs/>
-                <w:sz w:val="18"/>
-                <w:szCs w:val="18"/>
-              </w:rPr>
-              <w:t>Óleo</w:t>
-            </w:r>
-            <w:r>
-              <w:rPr>
-                <w:b/>
-                <w:bCs/>
-                <w:sz w:val="18"/>
-                <w:szCs w:val="18"/>
-              </w:rPr>
-              <w:t>:</w:t>
-            </w:r>
-            <w:r>
-              <w:rPr>
-                <w:b/>
-                <w:bCs/>
-                <w:sz w:val="18"/>
-                <w:szCs w:val="18"/>
-              </w:rPr>
-              <w:t xml:space="preserve"> </w:t>
-            </w:r>
-            <w:r>
-              <w:rPr>
-                <w:color w:val="11437E"/>
-                <w:sz w:val="18"/>
-                <w:szCs w:val="18"/>
-              </w:rPr>
-              <w:t>{{</w:t>
-            </w:r>
-            <w:proofErr w:type="spellStart"/>
-            <w:r>
-              <w:rPr>
-                <w:color w:val="11437E"/>
-                <w:sz w:val="18"/>
-                <w:szCs w:val="18"/>
-              </w:rPr>
-              <w:t>oil</w:t>
-            </w:r>
-            <w:proofErr w:type="spellEnd"/>
-            <w:r>
-              <w:rPr>
-                <w:color w:val="11437E"/>
-                <w:sz w:val="18"/>
-                <w:szCs w:val="18"/>
-              </w:rPr>
-              <w:t>}}</w:t>
-            </w:r>
-          </w:p>
-          <w:p>
-            <w:pPr>
-              <w:ind w:firstLine="720"/>
-              <w:rPr>
-                <w:sz w:val="18"/>
-                <w:szCs w:val="18"/>
-              </w:rPr>
-            </w:pPr>
-          </w:p>
-        </w:tc>
-        <w:tc>
-          <w:tcPr>
-            <w:tcW w:w="2410" w:type="dxa"/>
-          </w:tcPr>
-          <w:p>
-            <w:pPr>
-              <w:widowControl w:val="0"/>
-              <w:spacing w:line="216" w:lineRule="auto"/>
-              <w:rPr>
-                <w:color w:val="11437E"/>
-                <w:sz w:val="18"/>
-                <w:szCs w:val="18"/>
-              </w:rPr>
-            </w:pPr>
-            <w:r>
-              <w:rPr>
-                <w:b/>
-                <w:bCs/>
-                <w:sz w:val="18"/>
-                <w:szCs w:val="18"/>
-              </w:rPr>
-              <w:t>Unidade de filtragem/flushing</w:t>
-            </w:r>
-            <w:r>
-              <w:rPr>
-                <w:b/>
-                <w:bCs/>
-                <w:sz w:val="18"/>
-                <w:szCs w:val="18"/>
-              </w:rPr>
-              <w:t xml:space="preserve">: </w:t>
-            </w:r>
-            <w:r>
-              <w:rPr>
-                <w:color w:val="11437E"/>
-                <w:sz w:val="18"/>
-                <w:szCs w:val="18"/>
-              </w:rPr>
-              <w:t>{{</w:t>
-            </w:r>
-            <w:proofErr w:type="spellStart"/>
-            <w:r>
-              <w:rPr>
-                <w:color w:val="11437E"/>
-                <w:sz w:val="18"/>
-                <w:szCs w:val="18"/>
-              </w:rPr>
-              <w:t>flushingunit</w:t>
-            </w:r>
-            <w:proofErr w:type="spellEnd"/>
-            <w:r>
-              <w:rPr>
-                <w:color w:val="11437E"/>
-                <w:sz w:val="18"/>
-                <w:szCs w:val="18"/>
-              </w:rPr>
-              <w:t>}}</w:t>
-            </w:r>
-          </w:p>
-        </w:tc>
-        <w:tc>
-          <w:tcPr>
-            <w:tcW w:w="2563" w:type="dxa"/>
-          </w:tcPr>
-          <w:p>
-            <w:pPr>
-              <w:widowControl w:val="0"/>
-              <w:spacing w:line="216" w:lineRule="auto"/>
-              <w:rPr>
-                <w:b/>
-                <w:bCs/>
-                <w:sz w:val="18"/>
-                <w:szCs w:val="18"/>
-              </w:rPr>
-            </w:pPr>
-            <w:r>
-              <w:rPr>
-                <w:b/>
-                <w:bCs/>
-                <w:sz w:val="18"/>
-                <w:szCs w:val="18"/>
-              </w:rPr>
-              <w:t>Serviços realizados</w:t>
-            </w:r>
-            <w:r>
-              <w:rPr>
-                <w:b/>
-                <w:bCs/>
-                <w:sz w:val="18"/>
-                <w:szCs w:val="18"/>
-              </w:rPr>
-              <w:t>:</w:t>
-            </w:r>
-            <w:r>
-              <w:rPr>
-                <w:b/>
-                <w:bCs/>
-                <w:sz w:val="18"/>
-                <w:szCs w:val="18"/>
-              </w:rPr>
-              <w:t xml:space="preserve"> </w:t>
-            </w:r>
-            <w:r>
-              <w:rPr>
-                <w:color w:val="11437E"/>
-                <w:sz w:val="18"/>
-                <w:szCs w:val="18"/>
-              </w:rPr>
-              <w:t>{{</w:t>
-            </w:r>
-            <w:proofErr w:type="spellStart"/>
-            <w:r>
-              <w:rPr>
-                <w:color w:val="11437E"/>
-                <w:sz w:val="18"/>
-                <w:szCs w:val="18"/>
-              </w:rPr>
-              <w:t>servicelist</w:t>
-            </w:r>
-            <w:proofErr w:type="spellEnd"/>
-            <w:r>
-              <w:rPr>
-                <w:color w:val="11437E"/>
-                <w:sz w:val="18"/>
-                <w:szCs w:val="18"/>
-              </w:rPr>
-              <w:t>}}</w:t>
-            </w:r>
-          </w:p>
-        </w:tc>
-      </w:tr>
-      <w:tr>
-        <w:trPr>
-          <w:trHeight w:val="146"/>
-        </w:trPr>
-        <w:tc>
-          <w:tcPr>
-            <w:tcW w:w="2967" w:type="dxa"/>
-          </w:tcPr>
-          <w:p>
-            <w:pPr>
-              <w:widowControl w:val="0"/>
-              <w:rPr>
-                <w:color w:val="11437E"/>
-                <w:sz w:val="18"/>
-                <w:szCs w:val="18"/>
-              </w:rPr>
-            </w:pPr>
-            <w:r>
-              <w:rPr>
-                <w:b/>
-                <w:bCs/>
-                <w:sz w:val="18"/>
-                <w:szCs w:val="18"/>
-              </w:rPr>
-              <w:t xml:space="preserve">Equipamento: </w:t>
-            </w:r>
-            <w:r>
-              <w:rPr>
-                <w:color w:val="11437E"/>
-                <w:sz w:val="18"/>
-                <w:szCs w:val="18"/>
-              </w:rPr>
-              <w:t>{{equipamento}}</w:t>
-            </w:r>
-          </w:p>
-        </w:tc>
-        <w:tc>
-          <w:tcPr>
-            <w:tcW w:w="2410" w:type="dxa"/>
-          </w:tcPr>
-          <w:p>
-            <w:pPr>
-              <w:widowControl w:val="0"/>
-              <w:spacing w:line="216" w:lineRule="auto"/>
-              <w:rPr>
-                <w:color w:val="11437E"/>
-                <w:sz w:val="18"/>
-                <w:szCs w:val="18"/>
-              </w:rPr>
-            </w:pPr>
-            <w:r>
-              <w:rPr>
-                <w:b/>
-                <w:bCs/>
-                <w:sz w:val="18"/>
-                <w:szCs w:val="18"/>
-              </w:rPr>
-              <w:t>Volume</w:t>
-            </w:r>
-            <w:r>
-              <w:rPr>
-                <w:b/>
-                <w:bCs/>
-                <w:sz w:val="18"/>
-                <w:szCs w:val="18"/>
-              </w:rPr>
-              <w:t xml:space="preserve">: </w:t>
-            </w:r>
-            <w:r>
-              <w:rPr>
-                <w:color w:val="11437E"/>
-                <w:sz w:val="18"/>
-                <w:szCs w:val="18"/>
-              </w:rPr>
-              <w:t>{{</w:t>
-            </w:r>
-            <w:r>
-              <w:rPr>
-                <w:color w:val="11437E"/>
-                <w:sz w:val="18"/>
-                <w:szCs w:val="18"/>
-              </w:rPr>
-              <w:t>volume</w:t>
-            </w:r>
-            <w:r>
-              <w:rPr>
-                <w:color w:val="11437E"/>
-                <w:sz w:val="18"/>
-                <w:szCs w:val="18"/>
-              </w:rPr>
-              <w:t>}}</w:t>
-            </w:r>
-          </w:p>
-        </w:tc>
-        <w:tc>
-          <w:tcPr>
-            <w:tcW w:w="2410" w:type="dxa"/>
-          </w:tcPr>
-          <w:p>
-            <w:pPr>
-              <w:widowControl w:val="0"/>
-              <w:spacing w:line="216" w:lineRule="auto"/>
-              <w:rPr>
-                <w:color w:val="11437E"/>
-                <w:sz w:val="18"/>
-                <w:szCs w:val="18"/>
-              </w:rPr>
-            </w:pPr>
-            <w:r>
-              <w:rPr>
-                <w:b/>
-                <w:bCs/>
-                <w:sz w:val="18"/>
-                <w:szCs w:val="18"/>
-              </w:rPr>
-              <w:t xml:space="preserve">Unidade de Termovácuo: </w:t>
-            </w:r>
-            <w:r>
-              <w:rPr>
-                <w:color w:val="11437E"/>
-                <w:sz w:val="18"/>
-                <w:szCs w:val="18"/>
-              </w:rPr>
-              <w:t>{{</w:t>
-            </w:r>
-            <w:proofErr w:type="spellStart"/>
-            <w:r>
-              <w:rPr>
-                <w:color w:val="11437E"/>
-                <w:sz w:val="18"/>
-                <w:szCs w:val="18"/>
-              </w:rPr>
-              <w:t>thermounit</w:t>
-            </w:r>
-            <w:proofErr w:type="spellEnd"/>
-            <w:r>
-              <w:rPr>
-                <w:color w:val="11437E"/>
-                <w:sz w:val="18"/>
-                <w:szCs w:val="18"/>
-              </w:rPr>
-              <w:t>}}</w:t>
-            </w:r>
-          </w:p>
-        </w:tc>
-        <w:tc>
-          <w:tcPr>
-            <w:tcW w:w="2563" w:type="dxa"/>
-          </w:tcPr>
-          <w:p>
-            <w:pPr>
-              <w:widowControl w:val="0"/>
-              <w:spacing w:line="216" w:lineRule="auto"/>
-              <w:rPr>
-                <w:color w:val="11437E"/>
-                <w:sz w:val="18"/>
-                <w:szCs w:val="18"/>
-              </w:rPr>
-            </w:pPr>
-            <w:r>
-              <w:rPr>
-                <w:b/>
-                <w:bCs/>
-                <w:sz w:val="18"/>
-                <w:szCs w:val="18"/>
-              </w:rPr>
-              <w:t xml:space="preserve">Serial do contador: </w:t>
-            </w:r>
-            <w:r>
-              <w:rPr>
-                <w:color w:val="11437E"/>
-                <w:sz w:val="18"/>
-                <w:szCs w:val="18"/>
-              </w:rPr>
-              <w:t>{{</w:t>
-            </w:r>
-            <w:proofErr w:type="spellStart"/>
-            <w:r>
-              <w:rPr>
-                <w:color w:val="11437E"/>
-                <w:sz w:val="18"/>
-                <w:szCs w:val="18"/>
-              </w:rPr>
-              <w:t>particlecounterserial</w:t>
-            </w:r>
-            <w:proofErr w:type="spellEnd"/>
-            <w:r>
-              <w:rPr>
-                <w:color w:val="11437E"/>
-                <w:sz w:val="18"/>
-                <w:szCs w:val="18"/>
-              </w:rPr>
-              <w:t>}}</w:t>
-            </w:r>
-          </w:p>
-        </w:tc>
-      </w:tr>
-      <w:tr>
-        <w:trPr>
-          <w:trHeight w:val="146"/>
-        </w:trPr>
-        <w:tc>
-          <w:tcPr>
-            <w:tcW w:w="2967" w:type="dxa"/>
-          </w:tcPr>
-          <w:p>
-            <w:pPr>
-              <w:widowControl w:val="0"/>
-              <w:spacing w:line="216" w:lineRule="auto"/>
-              <w:rPr>
-                <w:b/>
-                <w:bCs/>
-                <w:sz w:val="18"/>
-                <w:szCs w:val="18"/>
-              </w:rPr>
-            </w:pPr>
-            <w:r>
-              <w:rPr>
-                <w:b/>
-                <w:bCs/>
-                <w:sz w:val="18"/>
-                <w:szCs w:val="18"/>
-              </w:rPr>
-              <w:t>Sistema:</w:t>
-            </w:r>
-            <w:r>
-              <w:rPr>
-                <w:b/>
-                <w:bCs/>
-                <w:sz w:val="18"/>
-                <w:szCs w:val="18"/>
-              </w:rPr>
-              <w:t xml:space="preserve"> </w:t>
-            </w:r>
-            <w:r>
-              <w:rPr>
-                <w:color w:val="11437E"/>
-                <w:sz w:val="18"/>
-                <w:szCs w:val="18"/>
-              </w:rPr>
-              <w:t>{{</w:t>
-            </w:r>
-            <w:r>
-              <w:rPr>
-                <w:color w:val="11437E"/>
-                <w:sz w:val="18"/>
-                <w:szCs w:val="18"/>
-              </w:rPr>
-              <w:t>system</w:t>
-            </w:r>
-            <w:r>
-              <w:rPr>
-                <w:color w:val="11437E"/>
-                <w:sz w:val="18"/>
-                <w:szCs w:val="18"/>
-              </w:rPr>
-              <w:t>}}</w:t>
-            </w:r>
-          </w:p>
-        </w:tc>
-        <w:tc>
-          <w:tcPr>
-            <w:tcW w:w="2410" w:type="dxa"/>
-          </w:tcPr>
-          <w:p>
-            <w:pPr>
-              <w:widowControl w:val="0"/>
-              <w:spacing w:line="216" w:lineRule="auto"/>
-              <w:rPr>
-                <w:b/>
-                <w:bCs/>
-                <w:sz w:val="18"/>
-                <w:szCs w:val="18"/>
-              </w:rPr>
-            </w:pPr>
-            <w:r>
-              <w:rPr>
-                <w:b/>
-                <w:bCs/>
-                <w:sz w:val="18"/>
-                <w:szCs w:val="18"/>
-              </w:rPr>
-              <w:t xml:space="preserve">Procedimento: </w:t>
-            </w:r>
-            <w:r>
-              <w:rPr>
-                <w:color w:val="11437E"/>
-                <w:sz w:val="18"/>
-                <w:szCs w:val="18"/>
-              </w:rPr>
-              <w:t xml:space="preserve"> IBT 11-23</w:t>
-            </w:r>
-          </w:p>
-        </w:tc>
-        <w:tc>
-          <w:tcPr>
-            <w:tcW w:w="2410" w:type="dxa"/>
-          </w:tcPr>
-          <w:p>
-            <w:pPr>
-              <w:widowControl w:val="0"/>
-              <w:spacing w:line="216" w:lineRule="auto"/>
-              <w:rPr>
-                <w:color w:val="11437E"/>
-                <w:sz w:val="18"/>
-                <w:szCs w:val="18"/>
-              </w:rPr>
-            </w:pPr>
-            <w:r>
-              <w:rPr>
-                <w:b/>
-                <w:bCs/>
-                <w:sz w:val="18"/>
-                <w:szCs w:val="18"/>
-              </w:rPr>
-              <w:t>Início</w:t>
-            </w:r>
-            <w:r>
-              <w:rPr>
-                <w:b/>
-                <w:bCs/>
-                <w:sz w:val="18"/>
-                <w:szCs w:val="18"/>
-              </w:rPr>
-              <w:t xml:space="preserve">: </w:t>
-            </w:r>
-            <w:r>
-              <w:rPr>
-                <w:color w:val="11437E"/>
-                <w:sz w:val="18"/>
-                <w:szCs w:val="18"/>
-              </w:rPr>
-              <w:t>{{</w:t>
-            </w:r>
-            <w:proofErr w:type="spellStart"/>
-            <w:r>
-              <w:rPr>
-                <w:color w:val="11437E"/>
-                <w:sz w:val="18"/>
-                <w:szCs w:val="18"/>
-              </w:rPr>
-              <w:t>starttime</w:t>
-            </w:r>
-            <w:proofErr w:type="spellEnd"/>
-            <w:r>
-              <w:rPr>
-                <w:color w:val="11437E"/>
-                <w:sz w:val="18"/>
-                <w:szCs w:val="18"/>
-              </w:rPr>
-              <w:t>}</w:t>
-            </w:r>
-            <w:r>
-              <w:rPr>
-                <w:color w:val="11437E"/>
-                <w:sz w:val="18"/>
-                <w:szCs w:val="18"/>
-              </w:rPr>
-              <w:t>}</w:t>
-            </w:r>
-          </w:p>
-          <w:p>
-            <w:pPr>
-              <w:widowControl w:val="0"/>
-              <w:spacing w:line="216" w:lineRule="auto"/>
-              <w:rPr>
-                <w:b/>
-                <w:bCs/>
-                <w:sz w:val="18"/>
-                <w:szCs w:val="18"/>
-              </w:rPr>
-            </w:pPr>
-          </w:p>
-        </w:tc>
-        <w:tc>
-          <w:tcPr>
-            <w:tcW w:w="2563" w:type="dxa"/>
-          </w:tcPr>
-          <w:p>
-            <w:pPr>
-              <w:widowControl w:val="0"/>
-              <w:spacing w:line="216" w:lineRule="auto"/>
-              <w:rPr>
-                <w:b/>
-                <w:bCs/>
-                <w:sz w:val="18"/>
-                <w:szCs w:val="18"/>
-              </w:rPr>
-            </w:pPr>
-            <w:r>
-              <w:rPr>
-                <w:b/>
-                <w:bCs/>
-                <w:sz w:val="18"/>
-                <w:szCs w:val="18"/>
-              </w:rPr>
-              <w:t>Término</w:t>
-            </w:r>
-            <w:r>
-              <w:rPr>
-                <w:b/>
-                <w:bCs/>
-                <w:sz w:val="18"/>
-                <w:szCs w:val="18"/>
-              </w:rPr>
-              <w:t xml:space="preserve">: </w:t>
-            </w:r>
-            <w:r>
-              <w:rPr>
-                <w:color w:val="11437E"/>
-                <w:sz w:val="18"/>
-                <w:szCs w:val="18"/>
-              </w:rPr>
-              <w:t>{{</w:t>
-            </w:r>
-            <w:proofErr w:type="spellStart"/>
-            <w:r>
-              <w:rPr>
-                <w:color w:val="11437E"/>
-                <w:sz w:val="18"/>
-                <w:szCs w:val="18"/>
-              </w:rPr>
-              <w:t>endtime</w:t>
-            </w:r>
-            <w:proofErr w:type="spellEnd"/>
-            <w:r>
-              <w:rPr>
-                <w:color w:val="11437E"/>
-                <w:sz w:val="18"/>
-                <w:szCs w:val="18"/>
-              </w:rPr>
-              <w:t>}}</w:t>
-            </w:r>
-          </w:p>
-        </w:tc>
-      </w:tr>
-      <w:tr>
-        <w:trPr>
-          <w:trHeight w:val="20"/>
-        </w:trPr>
-        <w:tc>
-          <w:tcPr>
-            <w:tcW w:w="10350" w:type="dxa"/>
-            <w:gridSpan w:val="4"/>
-          </w:tcPr>
-          <w:p>
-            <w:pPr>
-              <w:widowControl w:val="0"/>
-              <w:spacing w:line="216" w:lineRule="auto"/>
-              <w:rPr>
-                <w:b/>
-                <w:bCs/>
-                <w:sz w:val="18"/>
-                <w:szCs w:val="18"/>
-              </w:rPr>
-            </w:pPr>
-            <w:proofErr w:type="spellStart"/>
-            <w:r>
-              <w:rPr>
-                <w:b/>
-                <w:bCs/>
-                <w:sz w:val="18"/>
-                <w:szCs w:val="18"/>
-              </w:rPr>
-              <w:t>Tags</w:t>
-            </w:r>
-            <w:proofErr w:type="spellEnd"/>
-            <w:r>
-              <w:rPr>
-                <w:b/>
-                <w:bCs/>
-                <w:sz w:val="18"/>
-                <w:szCs w:val="18"/>
-              </w:rPr>
-              <w:t xml:space="preserve">: </w:t>
-            </w:r>
-            <w:r>
-              <w:rPr>
-                <w:color w:val="11437E"/>
-                <w:sz w:val="18"/>
-                <w:szCs w:val="18"/>
-              </w:rPr>
-              <w:t>{{</w:t>
-            </w:r>
-            <w:proofErr w:type="spellStart"/>
-            <w:r>
-              <w:rPr>
-                <w:color w:val="11437E"/>
-                <w:sz w:val="18"/>
-                <w:szCs w:val="18"/>
-              </w:rPr>
-              <w:t>tags</w:t>
-            </w:r>
-            <w:proofErr w:type="spellEnd"/>
-            <w:r>
-              <w:rPr>
-                <w:color w:val="11437E"/>
-                <w:sz w:val="18"/>
-                <w:szCs w:val="18"/>
-              </w:rPr>
-              <w:t>}}</w:t>
-            </w:r>
-          </w:p>
-        </w:tc>
-      </w:tr>
-    </w:tbl>
-    <w:tbl>
-      <w:tblPr>
         <w:tblStyle w:val="Tabelacomgrade"/>
-        <w:tblpPr w:leftFromText="141" w:rightFromText="141" w:vertAnchor="text" w:horzAnchor="margin" w:tblpXSpec="center" w:tblpY="-375"/>
+        <w:tblpPr w:leftFromText="141" w:rightFromText="141" w:vertAnchor="text" w:horzAnchor="margin" w:tblpXSpec="center" w:tblpY="90"/>
         <w:tblW w:w="10343" w:type="dxa"/>
         <w:tblLook w:val="04A0" w:firstRow="1" w:lastRow="0" w:firstColumn="1" w:lastColumn="0" w:noHBand="0" w:noVBand="1"/>
       </w:tblPr>
@@ -939,6 +966,7 @@
           <w:tcPr>
             <w:tcW w:w="5223" w:type="dxa"/>
             <w:shd w:val="clear" w:color="auto" w:fill="E8E8E8"/>
+            <w:vAlign w:val="center"/>
           </w:tcPr>
           <w:p>
             <w:pPr>
@@ -966,10 +994,15 @@
           <w:tcPr>
             <w:tcW w:w="5120" w:type="dxa"/>
             <w:shd w:val="clear" w:color="auto" w:fill="E8E8E8"/>
+            <w:vAlign w:val="center"/>
           </w:tcPr>
           <w:p>
             <w:pPr>
               <w:pStyle w:val="SemEspaamento"/>
+              <w:tabs>
+                <w:tab w:val="left" w:pos="1470"/>
+                <w:tab w:val="center" w:pos="2452"/>
+              </w:tabs>
               <w:jc w:val="center"/>
               <w:rPr>
                 <w:b/>
@@ -997,6 +1030,7 @@
         <w:tc>
           <w:tcPr>
             <w:tcW w:w="5223" w:type="dxa"/>
+            <w:vAlign w:val="center"/>
           </w:tcPr>
           <w:p>
             <w:pPr>
@@ -1034,6 +1068,7 @@
         <w:tc>
           <w:tcPr>
             <w:tcW w:w="5120" w:type="dxa"/>
+            <w:vAlign w:val="center"/>
           </w:tcPr>
           <w:p>
             <w:pPr>
@@ -1072,8 +1107,902 @@
     </w:tbl>
     <w:p>
       <w:pPr>
-        <w:spacing w:line="16" w:lineRule="auto"/>
-        <w:jc w:val="both"/>
+        <w:pStyle w:val="SemEspaamento"/>
+      </w:pPr>
+    </w:p>
+    <w:tbl>
+      <w:tblPr>
+        <w:tblW w:w="10350" w:type="dxa"/>
+        <w:jc w:val="center"/>
+        <w:tblBorders>
+          <w:top w:val="single" w:sz="4" w:space="0" w:color="auto"/>
+          <w:left w:val="single" w:sz="4" w:space="0" w:color="auto"/>
+          <w:bottom w:val="single" w:sz="4" w:space="0" w:color="auto"/>
+          <w:right w:val="single" w:sz="4" w:space="0" w:color="auto"/>
+          <w:insideH w:val="single" w:sz="4" w:space="0" w:color="auto"/>
+          <w:insideV w:val="single" w:sz="4" w:space="0" w:color="auto"/>
+        </w:tblBorders>
+        <w:tblLayout w:type="fixed"/>
+        <w:tblLook w:val="0600" w:firstRow="0" w:lastRow="0" w:firstColumn="0" w:lastColumn="0" w:noHBand="1" w:noVBand="1"/>
+      </w:tblPr>
+      <w:tblGrid>
+        <w:gridCol w:w="5235"/>
+        <w:gridCol w:w="5115"/>
+      </w:tblGrid>
+      <w:tr>
+        <w:trPr>
+          <w:trHeight w:val="363"/>
+          <w:tblHeader/>
+          <w:jc w:val="center"/>
+        </w:trPr>
+        <w:tc>
+          <w:tcPr>
+            <w:tcW w:w="10350" w:type="dxa"/>
+            <w:gridSpan w:val="2"/>
+            <w:shd w:val="clear" w:color="auto" w:fill="30503E"/>
+            <w:vAlign w:val="center"/>
+          </w:tcPr>
+          <w:p>
+            <w:pPr>
+              <w:widowControl w:val="0"/>
+              <w:spacing w:line="216" w:lineRule="auto"/>
+              <w:jc w:val="center"/>
+              <w:rPr>
+                <w:b/>
+                <w:bCs/>
+                <w:color w:val="E8E8E8"/>
+                <w:sz w:val="18"/>
+                <w:szCs w:val="18"/>
+              </w:rPr>
+            </w:pPr>
+            <w:r>
+              <w:rPr>
+                <w:b/>
+                <w:bCs/>
+                <w:color w:val="E8E8E8"/>
+                <w:sz w:val="18"/>
+                <w:szCs w:val="18"/>
+              </w:rPr>
+              <w:t>COLABORADORES</w:t>
+            </w:r>
+          </w:p>
+        </w:tc>
+      </w:tr>
+      <w:tr>
+        <w:trPr>
+          <w:trHeight w:val="255"/>
+          <w:jc w:val="center"/>
+        </w:trPr>
+        <w:tc>
+          <w:tcPr>
+            <w:tcW w:w="5235" w:type="dxa"/>
+            <w:shd w:val="clear" w:color="auto" w:fill="E8E8E8"/>
+            <w:vAlign w:val="center"/>
+          </w:tcPr>
+          <w:p>
+            <w:pPr>
+              <w:widowControl w:val="0"/>
+              <w:spacing w:line="216" w:lineRule="auto"/>
+              <w:jc w:val="center"/>
+              <w:rPr>
+                <w:b/>
+                <w:bCs/>
+                <w:sz w:val="18"/>
+                <w:szCs w:val="18"/>
+              </w:rPr>
+            </w:pPr>
+            <w:r>
+              <w:rPr>
+                <w:b/>
+                <w:bCs/>
+                <w:sz w:val="18"/>
+                <w:szCs w:val="18"/>
+              </w:rPr>
+              <w:t>Nome</w:t>
+            </w:r>
+          </w:p>
+        </w:tc>
+        <w:tc>
+          <w:tcPr>
+            <w:tcW w:w="5115" w:type="dxa"/>
+            <w:shd w:val="clear" w:color="auto" w:fill="E8E8E8"/>
+            <w:vAlign w:val="center"/>
+          </w:tcPr>
+          <w:p>
+            <w:pPr>
+              <w:widowControl w:val="0"/>
+              <w:spacing w:line="216" w:lineRule="auto"/>
+              <w:jc w:val="center"/>
+              <w:rPr>
+                <w:b/>
+                <w:bCs/>
+                <w:sz w:val="18"/>
+                <w:szCs w:val="18"/>
+              </w:rPr>
+            </w:pPr>
+            <w:r>
+              <w:rPr>
+                <w:b/>
+                <w:bCs/>
+                <w:sz w:val="18"/>
+                <w:szCs w:val="18"/>
+              </w:rPr>
+              <w:t>Função</w:t>
+            </w:r>
+          </w:p>
+        </w:tc>
+      </w:tr>
+      <w:tr>
+        <w:trPr>
+          <w:trHeight w:val="272"/>
+          <w:jc w:val="center"/>
+        </w:trPr>
+        <w:tc>
+          <w:tcPr>
+            <w:tcW w:w="5235" w:type="dxa"/>
+            <w:shd w:val="clear" w:color="auto" w:fill="FFFFFF"/>
+            <w:vAlign w:val="center"/>
+          </w:tcPr>
+          <w:p>
+            <w:pPr>
+              <w:widowControl w:val="0"/>
+              <w:spacing w:line="216" w:lineRule="auto"/>
+              <w:jc w:val="center"/>
+              <w:rPr>
+                <w:color w:val="11437E"/>
+                <w:sz w:val="18"/>
+                <w:szCs w:val="18"/>
+              </w:rPr>
+            </w:pPr>
+            <w:r>
+              <w:rPr>
+                <w:color w:val="11437E"/>
+                <w:sz w:val="18"/>
+                <w:szCs w:val="18"/>
+              </w:rPr>
+              <w:t>{{</w:t>
+            </w:r>
+            <w:proofErr w:type="spellStart"/>
+            <w:r>
+              <w:rPr>
+                <w:color w:val="11437E"/>
+                <w:sz w:val="18"/>
+                <w:szCs w:val="18"/>
+              </w:rPr>
+              <w:t>collaboratorname</w:t>
+            </w:r>
+            <w:proofErr w:type="spellEnd"/>
+            <w:r>
+              <w:rPr>
+                <w:color w:val="11437E"/>
+                <w:sz w:val="18"/>
+                <w:szCs w:val="18"/>
+              </w:rPr>
+              <w:t>}}</w:t>
+            </w:r>
+          </w:p>
+        </w:tc>
+        <w:tc>
+          <w:tcPr>
+            <w:tcW w:w="5115" w:type="dxa"/>
+            <w:vAlign w:val="center"/>
+          </w:tcPr>
+          <w:p>
+            <w:pPr>
+              <w:widowControl w:val="0"/>
+              <w:spacing w:line="216" w:lineRule="auto"/>
+              <w:jc w:val="center"/>
+              <w:rPr>
+                <w:color w:val="11437E"/>
+                <w:sz w:val="18"/>
+                <w:szCs w:val="18"/>
+              </w:rPr>
+            </w:pPr>
+            <w:r>
+              <w:rPr>
+                <w:color w:val="11437E"/>
+                <w:sz w:val="18"/>
+                <w:szCs w:val="18"/>
+              </w:rPr>
+              <w:t>{{</w:t>
+            </w:r>
+            <w:proofErr w:type="spellStart"/>
+            <w:r>
+              <w:rPr>
+                <w:color w:val="11437E"/>
+                <w:sz w:val="18"/>
+                <w:szCs w:val="18"/>
+              </w:rPr>
+              <w:t>collaboratorposition</w:t>
+            </w:r>
+            <w:proofErr w:type="spellEnd"/>
+            <w:r>
+              <w:rPr>
+                <w:color w:val="11437E"/>
+                <w:sz w:val="18"/>
+                <w:szCs w:val="18"/>
+              </w:rPr>
+              <w:t>}}</w:t>
+            </w:r>
+          </w:p>
+        </w:tc>
+      </w:tr>
+    </w:tbl>
+    <w:p>
+      <w:pPr>
+        <w:pStyle w:val="SemEspaamento"/>
+      </w:pPr>
+    </w:p>
+    <w:tbl>
+      <w:tblPr>
+        <w:tblW w:w="10350" w:type="dxa"/>
+        <w:jc w:val="center"/>
+        <w:tblBorders>
+          <w:top w:val="single" w:sz="4" w:space="0" w:color="auto"/>
+          <w:left w:val="single" w:sz="4" w:space="0" w:color="auto"/>
+          <w:bottom w:val="single" w:sz="4" w:space="0" w:color="auto"/>
+          <w:right w:val="single" w:sz="4" w:space="0" w:color="auto"/>
+          <w:insideH w:val="single" w:sz="4" w:space="0" w:color="auto"/>
+          <w:insideV w:val="single" w:sz="4" w:space="0" w:color="auto"/>
+        </w:tblBorders>
+        <w:tblLayout w:type="fixed"/>
+        <w:tblLook w:val="0600" w:firstRow="0" w:lastRow="0" w:firstColumn="0" w:lastColumn="0" w:noHBand="1" w:noVBand="1"/>
+      </w:tblPr>
+      <w:tblGrid>
+        <w:gridCol w:w="1555"/>
+        <w:gridCol w:w="1842"/>
+        <w:gridCol w:w="2268"/>
+        <w:gridCol w:w="4685"/>
+      </w:tblGrid>
+      <w:tr>
+        <w:trPr>
+          <w:trHeight w:val="363"/>
+          <w:tblHeader/>
+          <w:jc w:val="center"/>
+        </w:trPr>
+        <w:tc>
+          <w:tcPr>
+            <w:tcW w:w="5665" w:type="dxa"/>
+            <w:gridSpan w:val="3"/>
+            <w:shd w:val="clear" w:color="auto" w:fill="30503E"/>
+            <w:vAlign w:val="center"/>
+          </w:tcPr>
+          <w:p>
+            <w:pPr>
+              <w:widowControl w:val="0"/>
+              <w:spacing w:line="216" w:lineRule="auto"/>
+              <w:jc w:val="center"/>
+              <w:rPr>
+                <w:b/>
+                <w:bCs/>
+                <w:color w:val="E8E8E8"/>
+                <w:sz w:val="18"/>
+                <w:szCs w:val="18"/>
+              </w:rPr>
+            </w:pPr>
+            <w:r>
+              <w:rPr>
+                <w:b/>
+                <w:bCs/>
+                <w:color w:val="E8E8E8"/>
+                <w:sz w:val="18"/>
+                <w:szCs w:val="18"/>
+              </w:rPr>
+              <w:t>CONTAGEM DE PARTÍCULAS</w:t>
+            </w:r>
+          </w:p>
+        </w:tc>
+        <w:tc>
+          <w:tcPr>
+            <w:tcW w:w="4685" w:type="dxa"/>
+            <w:shd w:val="clear" w:color="auto" w:fill="30503E"/>
+            <w:vAlign w:val="center"/>
+          </w:tcPr>
+          <w:p>
+            <w:pPr>
+              <w:widowControl w:val="0"/>
+              <w:spacing w:line="216" w:lineRule="auto"/>
+              <w:jc w:val="center"/>
+              <w:rPr>
+                <w:b/>
+                <w:bCs/>
+                <w:color w:val="E8E8E8"/>
+                <w:sz w:val="18"/>
+                <w:szCs w:val="18"/>
+              </w:rPr>
+            </w:pPr>
+            <w:r>
+              <w:rPr>
+                <w:b/>
+                <w:bCs/>
+                <w:color w:val="E8E8E8"/>
+                <w:sz w:val="18"/>
+                <w:szCs w:val="18"/>
+              </w:rPr>
+              <w:t>ANÁLISE DE UMIDADE</w:t>
+            </w:r>
+          </w:p>
+        </w:tc>
+      </w:tr>
+      <w:tr>
+        <w:trPr>
+          <w:trHeight w:val="272"/>
+          <w:jc w:val="center"/>
+        </w:trPr>
+        <w:tc>
+          <w:tcPr>
+            <w:tcW w:w="1555" w:type="dxa"/>
+            <w:shd w:val="clear" w:color="auto" w:fill="E8E8E8"/>
+            <w:vAlign w:val="center"/>
+          </w:tcPr>
+          <w:p>
+            <w:pPr>
+              <w:widowControl w:val="0"/>
+              <w:spacing w:line="216" w:lineRule="auto"/>
+              <w:jc w:val="center"/>
+              <w:rPr>
+                <w:color w:val="11437E"/>
+                <w:sz w:val="18"/>
+                <w:szCs w:val="18"/>
+              </w:rPr>
+            </w:pPr>
+            <w:r>
+              <w:rPr>
+                <w:b/>
+                <w:bCs/>
+                <w:sz w:val="18"/>
+                <w:szCs w:val="18"/>
+              </w:rPr>
+              <w:t>Norma:</w:t>
+            </w:r>
+          </w:p>
+        </w:tc>
+        <w:tc>
+          <w:tcPr>
+            <w:tcW w:w="1842" w:type="dxa"/>
+            <w:shd w:val="clear" w:color="auto" w:fill="E8E8E8"/>
+            <w:vAlign w:val="center"/>
+          </w:tcPr>
+          <w:p>
+            <w:pPr>
+              <w:widowControl w:val="0"/>
+              <w:spacing w:line="216" w:lineRule="auto"/>
+              <w:jc w:val="center"/>
+              <w:rPr>
+                <w:color w:val="11437E"/>
+                <w:sz w:val="18"/>
+                <w:szCs w:val="18"/>
+              </w:rPr>
+            </w:pPr>
+            <w:r>
+              <w:rPr>
+                <w:b/>
+                <w:bCs/>
+                <w:sz w:val="18"/>
+                <w:szCs w:val="18"/>
+              </w:rPr>
+              <w:t>NAS</w:t>
+            </w:r>
+          </w:p>
+        </w:tc>
+        <w:tc>
+          <w:tcPr>
+            <w:tcW w:w="2268" w:type="dxa"/>
+            <w:shd w:val="clear" w:color="auto" w:fill="E8E8E8"/>
+            <w:vAlign w:val="center"/>
+          </w:tcPr>
+          <w:p>
+            <w:pPr>
+              <w:widowControl w:val="0"/>
+              <w:spacing w:line="216" w:lineRule="auto"/>
+              <w:jc w:val="center"/>
+              <w:rPr>
+                <w:color w:val="11437E"/>
+                <w:sz w:val="18"/>
+                <w:szCs w:val="18"/>
+              </w:rPr>
+            </w:pPr>
+            <w:r>
+              <w:rPr>
+                <w:b/>
+                <w:bCs/>
+                <w:color w:val="000000" w:themeColor="text1"/>
+                <w:sz w:val="18"/>
+                <w:szCs w:val="18"/>
+              </w:rPr>
+              <w:t>ISO</w:t>
+            </w:r>
+          </w:p>
+        </w:tc>
+        <w:tc>
+          <w:tcPr>
+            <w:tcW w:w="4685" w:type="dxa"/>
+            <w:vMerge w:val="restart"/>
+            <w:shd w:val="clear" w:color="auto" w:fill="FFFFFF"/>
+            <w:vAlign w:val="center"/>
+          </w:tcPr>
+          <w:p>
+            <w:pPr>
+              <w:widowControl w:val="0"/>
+              <w:spacing w:line="216" w:lineRule="auto"/>
+              <w:jc w:val="center"/>
+              <w:rPr>
+                <w:color w:val="11437E"/>
+                <w:sz w:val="18"/>
+                <w:szCs w:val="18"/>
+              </w:rPr>
+            </w:pPr>
+            <w:r>
+              <w:rPr>
+                <w:b/>
+                <w:bCs/>
+                <w:sz w:val="18"/>
+                <w:szCs w:val="18"/>
+              </w:rPr>
+              <w:t>Análise inicial:</w:t>
+            </w:r>
+            <w:r>
+              <w:rPr>
+                <w:color w:val="11437E"/>
+                <w:sz w:val="18"/>
+                <w:szCs w:val="18"/>
+              </w:rPr>
+              <w:t xml:space="preserve"> {{</w:t>
+            </w:r>
+            <w:proofErr w:type="spellStart"/>
+            <w:r>
+              <w:rPr>
+                <w:color w:val="11437E"/>
+                <w:sz w:val="18"/>
+                <w:szCs w:val="18"/>
+              </w:rPr>
+              <w:t>startppm</w:t>
+            </w:r>
+            <w:proofErr w:type="spellEnd"/>
+            <w:r>
+              <w:rPr>
+                <w:color w:val="11437E"/>
+                <w:sz w:val="18"/>
+                <w:szCs w:val="18"/>
+              </w:rPr>
+              <w:t>}}</w:t>
+            </w:r>
+          </w:p>
+        </w:tc>
+      </w:tr>
+      <w:tr>
+        <w:trPr>
+          <w:trHeight w:val="385"/>
+          <w:jc w:val="center"/>
+        </w:trPr>
+        <w:tc>
+          <w:tcPr>
+            <w:tcW w:w="1555" w:type="dxa"/>
+            <w:shd w:val="clear" w:color="auto" w:fill="E8E8E8"/>
+            <w:vAlign w:val="center"/>
+          </w:tcPr>
+          <w:p>
+            <w:pPr>
+              <w:widowControl w:val="0"/>
+              <w:spacing w:line="216" w:lineRule="auto"/>
+              <w:jc w:val="center"/>
+              <w:rPr>
+                <w:color w:val="11437E"/>
+                <w:sz w:val="18"/>
+                <w:szCs w:val="18"/>
+              </w:rPr>
+            </w:pPr>
+            <w:r>
+              <w:rPr>
+                <w:b/>
+                <w:bCs/>
+                <w:sz w:val="18"/>
+                <w:szCs w:val="18"/>
+              </w:rPr>
+              <w:t>Classe inicial:</w:t>
+            </w:r>
+          </w:p>
+        </w:tc>
+        <w:tc>
+          <w:tcPr>
+            <w:tcW w:w="1842" w:type="dxa"/>
+            <w:shd w:val="clear" w:color="auto" w:fill="FFFFFF"/>
+            <w:vAlign w:val="center"/>
+          </w:tcPr>
+          <w:p>
+            <w:pPr>
+              <w:widowControl w:val="0"/>
+              <w:spacing w:line="216" w:lineRule="auto"/>
+              <w:jc w:val="center"/>
+              <w:rPr>
+                <w:color w:val="11437E"/>
+                <w:sz w:val="18"/>
+                <w:szCs w:val="18"/>
+              </w:rPr>
+            </w:pPr>
+            <w:r>
+              <w:rPr>
+                <w:color w:val="11437E"/>
+                <w:sz w:val="18"/>
+                <w:szCs w:val="18"/>
+              </w:rPr>
+              <w:t>{{</w:t>
+            </w:r>
+            <w:proofErr w:type="spellStart"/>
+            <w:r>
+              <w:rPr>
+                <w:color w:val="11437E"/>
+                <w:sz w:val="18"/>
+                <w:szCs w:val="18"/>
+              </w:rPr>
+              <w:t>startnas</w:t>
+            </w:r>
+            <w:proofErr w:type="spellEnd"/>
+            <w:r>
+              <w:rPr>
+                <w:color w:val="11437E"/>
+                <w:sz w:val="18"/>
+                <w:szCs w:val="18"/>
+              </w:rPr>
+              <w:t>}}</w:t>
+            </w:r>
+          </w:p>
+        </w:tc>
+        <w:tc>
+          <w:tcPr>
+            <w:tcW w:w="2268" w:type="dxa"/>
+            <w:shd w:val="clear" w:color="auto" w:fill="FFFFFF"/>
+            <w:vAlign w:val="center"/>
+          </w:tcPr>
+          <w:p>
+            <w:pPr>
+              <w:widowControl w:val="0"/>
+              <w:spacing w:line="216" w:lineRule="auto"/>
+              <w:jc w:val="center"/>
+              <w:rPr>
+                <w:color w:val="11437E"/>
+                <w:sz w:val="18"/>
+                <w:szCs w:val="18"/>
+              </w:rPr>
+            </w:pPr>
+            <w:r>
+              <w:rPr>
+                <w:color w:val="11437E"/>
+                <w:sz w:val="18"/>
+                <w:szCs w:val="18"/>
+              </w:rPr>
+              <w:t>{{</w:t>
+            </w:r>
+            <w:proofErr w:type="spellStart"/>
+            <w:r>
+              <w:rPr>
+                <w:color w:val="11437E"/>
+                <w:sz w:val="18"/>
+                <w:szCs w:val="18"/>
+              </w:rPr>
+              <w:t>startiso</w:t>
+            </w:r>
+            <w:proofErr w:type="spellEnd"/>
+            <w:r>
+              <w:rPr>
+                <w:color w:val="11437E"/>
+                <w:sz w:val="18"/>
+                <w:szCs w:val="18"/>
+              </w:rPr>
+              <w:t>}}</w:t>
+            </w:r>
+          </w:p>
+        </w:tc>
+        <w:tc>
+          <w:tcPr>
+            <w:tcW w:w="4685" w:type="dxa"/>
+            <w:vMerge/>
+            <w:shd w:val="clear" w:color="auto" w:fill="FFFFFF"/>
+            <w:vAlign w:val="center"/>
+          </w:tcPr>
+          <w:p>
+            <w:pPr>
+              <w:widowControl w:val="0"/>
+              <w:spacing w:line="216" w:lineRule="auto"/>
+              <w:jc w:val="center"/>
+              <w:rPr>
+                <w:color w:val="11437E"/>
+                <w:sz w:val="18"/>
+                <w:szCs w:val="18"/>
+              </w:rPr>
+            </w:pPr>
+          </w:p>
+        </w:tc>
+      </w:tr>
+      <w:tr>
+        <w:trPr>
+          <w:trHeight w:val="418"/>
+          <w:jc w:val="center"/>
+        </w:trPr>
+        <w:tc>
+          <w:tcPr>
+            <w:tcW w:w="1555" w:type="dxa"/>
+            <w:shd w:val="clear" w:color="auto" w:fill="E8E8E8"/>
+            <w:vAlign w:val="center"/>
+          </w:tcPr>
+          <w:p>
+            <w:pPr>
+              <w:widowControl w:val="0"/>
+              <w:spacing w:line="216" w:lineRule="auto"/>
+              <w:jc w:val="center"/>
+              <w:rPr>
+                <w:color w:val="11437E"/>
+                <w:sz w:val="18"/>
+                <w:szCs w:val="18"/>
+              </w:rPr>
+            </w:pPr>
+            <w:r>
+              <w:rPr>
+                <w:b/>
+                <w:bCs/>
+                <w:sz w:val="18"/>
+                <w:szCs w:val="18"/>
+              </w:rPr>
+              <w:t>Classe final:</w:t>
+            </w:r>
+          </w:p>
+        </w:tc>
+        <w:tc>
+          <w:tcPr>
+            <w:tcW w:w="1842" w:type="dxa"/>
+            <w:shd w:val="clear" w:color="auto" w:fill="FFFFFF"/>
+            <w:vAlign w:val="center"/>
+          </w:tcPr>
+          <w:p>
+            <w:pPr>
+              <w:widowControl w:val="0"/>
+              <w:spacing w:line="216" w:lineRule="auto"/>
+              <w:jc w:val="center"/>
+              <w:rPr>
+                <w:color w:val="11437E"/>
+                <w:sz w:val="18"/>
+                <w:szCs w:val="18"/>
+              </w:rPr>
+            </w:pPr>
+            <w:r>
+              <w:rPr>
+                <w:color w:val="11437E"/>
+                <w:sz w:val="18"/>
+                <w:szCs w:val="18"/>
+              </w:rPr>
+              <w:t>{{</w:t>
+            </w:r>
+            <w:proofErr w:type="spellStart"/>
+            <w:r>
+              <w:rPr>
+                <w:color w:val="11437E"/>
+                <w:sz w:val="18"/>
+                <w:szCs w:val="18"/>
+              </w:rPr>
+              <w:t>endnas</w:t>
+            </w:r>
+            <w:proofErr w:type="spellEnd"/>
+            <w:r>
+              <w:rPr>
+                <w:color w:val="11437E"/>
+                <w:sz w:val="18"/>
+                <w:szCs w:val="18"/>
+              </w:rPr>
+              <w:t>}}</w:t>
+            </w:r>
+          </w:p>
+        </w:tc>
+        <w:tc>
+          <w:tcPr>
+            <w:tcW w:w="2268" w:type="dxa"/>
+            <w:shd w:val="clear" w:color="auto" w:fill="FFFFFF"/>
+            <w:vAlign w:val="center"/>
+          </w:tcPr>
+          <w:p>
+            <w:pPr>
+              <w:widowControl w:val="0"/>
+              <w:spacing w:line="216" w:lineRule="auto"/>
+              <w:jc w:val="center"/>
+              <w:rPr>
+                <w:color w:val="11437E"/>
+                <w:sz w:val="18"/>
+                <w:szCs w:val="18"/>
+              </w:rPr>
+            </w:pPr>
+            <w:r>
+              <w:rPr>
+                <w:color w:val="11437E"/>
+                <w:sz w:val="18"/>
+                <w:szCs w:val="18"/>
+              </w:rPr>
+              <w:t>{{</w:t>
+            </w:r>
+            <w:proofErr w:type="spellStart"/>
+            <w:r>
+              <w:rPr>
+                <w:color w:val="11437E"/>
+                <w:sz w:val="18"/>
+                <w:szCs w:val="18"/>
+              </w:rPr>
+              <w:t>endiso</w:t>
+            </w:r>
+            <w:proofErr w:type="spellEnd"/>
+            <w:r>
+              <w:rPr>
+                <w:color w:val="11437E"/>
+                <w:sz w:val="18"/>
+                <w:szCs w:val="18"/>
+              </w:rPr>
+              <w:t>}}</w:t>
+            </w:r>
+          </w:p>
+        </w:tc>
+        <w:tc>
+          <w:tcPr>
+            <w:tcW w:w="4685" w:type="dxa"/>
+            <w:vMerge w:val="restart"/>
+            <w:shd w:val="clear" w:color="auto" w:fill="FFFFFF"/>
+            <w:vAlign w:val="center"/>
+          </w:tcPr>
+          <w:p>
+            <w:pPr>
+              <w:widowControl w:val="0"/>
+              <w:spacing w:line="216" w:lineRule="auto"/>
+              <w:jc w:val="center"/>
+              <w:rPr>
+                <w:color w:val="11437E"/>
+                <w:sz w:val="18"/>
+                <w:szCs w:val="18"/>
+              </w:rPr>
+            </w:pPr>
+            <w:r>
+              <w:rPr>
+                <w:b/>
+                <w:bCs/>
+                <w:sz w:val="18"/>
+                <w:szCs w:val="18"/>
+              </w:rPr>
+              <w:t xml:space="preserve">Análise final: </w:t>
+            </w:r>
+            <w:r>
+              <w:rPr>
+                <w:color w:val="11437E"/>
+                <w:sz w:val="18"/>
+                <w:szCs w:val="18"/>
+              </w:rPr>
+              <w:t>{{</w:t>
+            </w:r>
+            <w:proofErr w:type="spellStart"/>
+            <w:r>
+              <w:rPr>
+                <w:color w:val="11437E"/>
+                <w:sz w:val="18"/>
+                <w:szCs w:val="18"/>
+              </w:rPr>
+              <w:t>endppm</w:t>
+            </w:r>
+            <w:proofErr w:type="spellEnd"/>
+            <w:r>
+              <w:rPr>
+                <w:color w:val="11437E"/>
+                <w:sz w:val="18"/>
+                <w:szCs w:val="18"/>
+              </w:rPr>
+              <w:t>}}</w:t>
+            </w:r>
+          </w:p>
+        </w:tc>
+      </w:tr>
+      <w:tr>
+        <w:trPr>
+          <w:trHeight w:val="411"/>
+          <w:jc w:val="center"/>
+        </w:trPr>
+        <w:tc>
+          <w:tcPr>
+            <w:tcW w:w="1555" w:type="dxa"/>
+            <w:shd w:val="clear" w:color="auto" w:fill="E8E8E8"/>
+            <w:vAlign w:val="center"/>
+          </w:tcPr>
+          <w:p>
+            <w:pPr>
+              <w:widowControl w:val="0"/>
+              <w:spacing w:line="216" w:lineRule="auto"/>
+              <w:jc w:val="center"/>
+              <w:rPr>
+                <w:color w:val="11437E"/>
+                <w:sz w:val="18"/>
+                <w:szCs w:val="18"/>
+              </w:rPr>
+            </w:pPr>
+            <w:r>
+              <w:rPr>
+                <w:b/>
+                <w:bCs/>
+                <w:sz w:val="18"/>
+                <w:szCs w:val="18"/>
+              </w:rPr>
+              <w:t>Tempo total:</w:t>
+            </w:r>
+          </w:p>
+        </w:tc>
+        <w:tc>
+          <w:tcPr>
+            <w:tcW w:w="4110" w:type="dxa"/>
+            <w:gridSpan w:val="2"/>
+            <w:shd w:val="clear" w:color="auto" w:fill="FFFFFF"/>
+            <w:vAlign w:val="center"/>
+          </w:tcPr>
+          <w:p>
+            <w:pPr>
+              <w:widowControl w:val="0"/>
+              <w:spacing w:line="216" w:lineRule="auto"/>
+              <w:jc w:val="center"/>
+              <w:rPr>
+                <w:color w:val="11437E"/>
+                <w:sz w:val="18"/>
+                <w:szCs w:val="18"/>
+              </w:rPr>
+            </w:pPr>
+            <w:r>
+              <w:rPr>
+                <w:color w:val="11437E"/>
+                <w:sz w:val="18"/>
+                <w:szCs w:val="18"/>
+              </w:rPr>
+              <w:t>{{</w:t>
+            </w:r>
+            <w:proofErr w:type="spellStart"/>
+            <w:r>
+              <w:rPr>
+                <w:color w:val="11437E"/>
+                <w:sz w:val="18"/>
+                <w:szCs w:val="18"/>
+              </w:rPr>
+              <w:t>totaltime</w:t>
+            </w:r>
+            <w:proofErr w:type="spellEnd"/>
+            <w:r>
+              <w:rPr>
+                <w:color w:val="11437E"/>
+                <w:sz w:val="18"/>
+                <w:szCs w:val="18"/>
+              </w:rPr>
+              <w:t>}}</w:t>
+            </w:r>
+          </w:p>
+        </w:tc>
+        <w:tc>
+          <w:tcPr>
+            <w:tcW w:w="4685" w:type="dxa"/>
+            <w:vMerge/>
+            <w:shd w:val="clear" w:color="auto" w:fill="FFFFFF"/>
+          </w:tcPr>
+          <w:p>
+            <w:pPr>
+              <w:widowControl w:val="0"/>
+              <w:spacing w:line="216" w:lineRule="auto"/>
+              <w:jc w:val="center"/>
+              <w:rPr>
+                <w:color w:val="11437E"/>
+                <w:sz w:val="18"/>
+                <w:szCs w:val="18"/>
+              </w:rPr>
+            </w:pPr>
+          </w:p>
+        </w:tc>
+      </w:tr>
+    </w:tbl>
+    <w:p>
+      <w:pPr>
+        <w:widowControl w:val="0"/>
+        <w:pBdr>
+          <w:top w:val="nil"/>
+          <w:left w:val="nil"/>
+          <w:bottom w:val="nil"/>
+          <w:right w:val="nil"/>
+          <w:between w:val="nil"/>
+        </w:pBdr>
         <w:rPr>
           <w:b/>
           <w:bCs/>
@@ -1085,321 +2014,37 @@
     </w:p>
     <w:tbl>
       <w:tblPr>
-        <w:tblStyle w:val="a0"/>
-        <w:tblW w:w="10350" w:type="dxa"/>
-        <w:jc w:val="center"/>
-        <w:tblInd w:w="0" w:type="dxa"/>
+        <w:tblStyle w:val="Tabelacomgrade"/>
+        <w:tblW w:w="10348" w:type="dxa"/>
+        <w:tblInd w:w="-666" w:type="dxa"/>
         <w:tblBorders>
-          <w:top w:val="single" w:sz="8" w:space="0" w:color="000000"/>
-          <w:left w:val="single" w:sz="8" w:space="0" w:color="000000"/>
-          <w:bottom w:val="single" w:sz="8" w:space="0" w:color="000000"/>
-          <w:right w:val="single" w:sz="8" w:space="0" w:color="000000"/>
-          <w:insideH w:val="single" w:sz="8" w:space="0" w:color="000000"/>
-          <w:insideV w:val="single" w:sz="8" w:space="0" w:color="000000"/>
+          <w:top w:val="single" w:sz="2" w:space="0" w:color="auto"/>
+          <w:left w:val="single" w:sz="2" w:space="0" w:color="auto"/>
+          <w:bottom w:val="single" w:sz="2" w:space="0" w:color="auto"/>
+          <w:right w:val="single" w:sz="2" w:space="0" w:color="auto"/>
+          <w:insideH w:val="single" w:sz="2" w:space="0" w:color="auto"/>
+          <w:insideV w:val="single" w:sz="2" w:space="0" w:color="auto"/>
         </w:tblBorders>
-        <w:tblLayout w:type="fixed"/>
-        <w:tblLook w:val="0600" w:firstRow="0" w:lastRow="0" w:firstColumn="0" w:lastColumn="0" w:noHBand="1" w:noVBand="1"/>
+        <w:tblLook w:val="04A0" w:firstRow="1" w:lastRow="0" w:firstColumn="1" w:lastColumn="0" w:noHBand="0" w:noVBand="1"/>
       </w:tblPr>
       <w:tblGrid>
-        <w:gridCol w:w="5377"/>
-        <w:gridCol w:w="4973"/>
-      </w:tblGrid>
-      <w:tr>
-        <w:trPr>
-          <w:trHeight w:val="20"/>
-          <w:tblHeader/>
-          <w:jc w:val="center"/>
-        </w:trPr>
-        <w:tc>
-          <w:tcPr>
-            <w:tcW w:w="10350" w:type="dxa"/>
-            <w:gridSpan w:val="2"/>
-            <w:shd w:val="clear" w:color="auto" w:fill="30503E"/>
-            <w:vAlign w:val="center"/>
-          </w:tcPr>
-          <w:p>
-            <w:pPr>
-              <w:widowControl w:val="0"/>
-              <w:spacing w:line="216" w:lineRule="auto"/>
-              <w:jc w:val="center"/>
-              <w:rPr>
-                <w:b/>
-                <w:bCs/>
-                <w:color w:val="E8E8E8"/>
-                <w:sz w:val="18"/>
-                <w:szCs w:val="18"/>
-              </w:rPr>
-            </w:pPr>
-            <w:r>
-              <w:rPr>
-                <w:b/>
-                <w:bCs/>
-                <w:color w:val="E8E8E8"/>
-                <w:sz w:val="18"/>
-                <w:szCs w:val="18"/>
-              </w:rPr>
-              <w:t>COLABORADORES</w:t>
-            </w:r>
-          </w:p>
-        </w:tc>
-      </w:tr>
-      <w:tr>
-        <w:trPr>
-          <w:trHeight w:val="20"/>
-          <w:jc w:val="center"/>
-        </w:trPr>
-        <w:tc>
-          <w:tcPr>
-            <w:tcW w:w="5377" w:type="dxa"/>
-            <w:shd w:val="clear" w:color="auto" w:fill="E8E8E8"/>
-            <w:vAlign w:val="center"/>
-          </w:tcPr>
-          <w:p>
-            <w:pPr>
-              <w:widowControl w:val="0"/>
-              <w:spacing w:line="216" w:lineRule="auto"/>
-              <w:jc w:val="center"/>
-              <w:rPr>
-                <w:b/>
-                <w:bCs/>
-                <w:sz w:val="18"/>
-                <w:szCs w:val="18"/>
-              </w:rPr>
-            </w:pPr>
-            <w:r>
-              <w:rPr>
-                <w:b/>
-                <w:bCs/>
-                <w:sz w:val="18"/>
-                <w:szCs w:val="18"/>
-              </w:rPr>
-              <w:t>Nome</w:t>
-            </w:r>
-          </w:p>
-        </w:tc>
-        <w:tc>
-          <w:tcPr>
-            <w:tcW w:w="4973" w:type="dxa"/>
-            <w:shd w:val="clear" w:color="auto" w:fill="E8E8E8"/>
-            <w:vAlign w:val="center"/>
-          </w:tcPr>
-          <w:p>
-            <w:pPr>
-              <w:widowControl w:val="0"/>
-              <w:spacing w:line="216" w:lineRule="auto"/>
-              <w:jc w:val="center"/>
-              <w:rPr>
-                <w:b/>
-                <w:bCs/>
-                <w:sz w:val="18"/>
-                <w:szCs w:val="18"/>
-              </w:rPr>
-            </w:pPr>
-            <w:r>
-              <w:rPr>
-                <w:b/>
-                <w:bCs/>
-                <w:sz w:val="18"/>
-                <w:szCs w:val="18"/>
-              </w:rPr>
-              <w:t>Função</w:t>
-            </w:r>
-          </w:p>
-        </w:tc>
-      </w:tr>
-      <w:tr>
-        <w:trPr>
-          <w:trHeight w:val="20"/>
-          <w:jc w:val="center"/>
-        </w:trPr>
-        <w:tc>
-          <w:tcPr>
-            <w:tcW w:w="5377" w:type="dxa"/>
-            <w:shd w:val="clear" w:color="auto" w:fill="FFFFFF"/>
-            <w:vAlign w:val="center"/>
-          </w:tcPr>
-          <w:p>
-            <w:pPr>
-              <w:widowControl w:val="0"/>
-              <w:spacing w:line="216" w:lineRule="auto"/>
-              <w:jc w:val="center"/>
-              <w:rPr>
-                <w:color w:val="11437E"/>
-                <w:sz w:val="18"/>
-                <w:szCs w:val="18"/>
-              </w:rPr>
-            </w:pPr>
-            <w:r>
-              <w:rPr>
-                <w:color w:val="11437E"/>
-                <w:sz w:val="18"/>
-                <w:szCs w:val="18"/>
-              </w:rPr>
-              <w:t>{{</w:t>
-            </w:r>
-            <w:proofErr w:type="spellStart"/>
-            <w:r>
-              <w:rPr>
-                <w:color w:val="11437E"/>
-                <w:sz w:val="18"/>
-                <w:szCs w:val="18"/>
-              </w:rPr>
-              <w:t>collaboratorname</w:t>
-            </w:r>
-            <w:proofErr w:type="spellEnd"/>
-            <w:r>
-              <w:rPr>
-                <w:color w:val="11437E"/>
-                <w:sz w:val="18"/>
-                <w:szCs w:val="18"/>
-              </w:rPr>
-              <w:t>}}</w:t>
-            </w:r>
-          </w:p>
-        </w:tc>
-        <w:tc>
-          <w:tcPr>
-            <w:tcW w:w="4973" w:type="dxa"/>
-            <w:vAlign w:val="center"/>
-          </w:tcPr>
-          <w:p>
-            <w:pPr>
-              <w:widowControl w:val="0"/>
-              <w:spacing w:line="216" w:lineRule="auto"/>
-              <w:jc w:val="center"/>
-              <w:rPr>
-                <w:color w:val="11437E"/>
-                <w:sz w:val="18"/>
-                <w:szCs w:val="18"/>
-              </w:rPr>
-            </w:pPr>
-            <w:r>
-              <w:rPr>
-                <w:color w:val="11437E"/>
-                <w:sz w:val="18"/>
-                <w:szCs w:val="18"/>
-              </w:rPr>
-              <w:t>{{</w:t>
-            </w:r>
-            <w:proofErr w:type="spellStart"/>
-            <w:r>
-              <w:rPr>
-                <w:color w:val="11437E"/>
-                <w:sz w:val="18"/>
-                <w:szCs w:val="18"/>
-              </w:rPr>
-              <w:t>collaboratorposition</w:t>
-            </w:r>
-            <w:proofErr w:type="spellEnd"/>
-            <w:r>
-              <w:rPr>
-                <w:color w:val="11437E"/>
-                <w:sz w:val="18"/>
-                <w:szCs w:val="18"/>
-              </w:rPr>
-              <w:t>}}</w:t>
-            </w:r>
-          </w:p>
-        </w:tc>
-      </w:tr>
-    </w:tbl>
-    <w:p>
-      <w:pPr>
-        <w:spacing w:line="240" w:lineRule="auto"/>
-        <w:rPr>
-          <w:b/>
-          <w:bCs/>
-          <w:color w:val="30503A"/>
-          <w:sz w:val="18"/>
-          <w:szCs w:val="18"/>
-        </w:rPr>
-      </w:pPr>
-    </w:p>
-    <w:tbl>
-      <w:tblPr>
-        <w:tblW w:w="5738" w:type="pct"/>
-        <w:jc w:val="center"/>
-        <w:tblBorders>
-          <w:top w:val="single" w:sz="8" w:space="0" w:color="000000"/>
-          <w:left w:val="single" w:sz="8" w:space="0" w:color="000000"/>
-          <w:bottom w:val="single" w:sz="8" w:space="0" w:color="000000"/>
-          <w:right w:val="single" w:sz="8" w:space="0" w:color="000000"/>
-          <w:insideH w:val="single" w:sz="8" w:space="0" w:color="000000"/>
-          <w:insideV w:val="single" w:sz="8" w:space="0" w:color="000000"/>
-        </w:tblBorders>
-        <w:tblLook w:val="0600" w:firstRow="0" w:lastRow="0" w:firstColumn="0" w:lastColumn="0" w:noHBand="1" w:noVBand="1"/>
-      </w:tblPr>
-      <w:tblGrid>
-        <w:gridCol w:w="1722"/>
-        <w:gridCol w:w="1722"/>
-        <w:gridCol w:w="1725"/>
-        <w:gridCol w:w="5170"/>
+        <w:gridCol w:w="10348"/>
       </w:tblGrid>
       <w:tr>
         <w:trPr>
           <w:cantSplit/>
-          <w:trHeight w:val="275"/>
+          <w:trHeight w:val="449"/>
           <w:tblHeader/>
-          <w:jc w:val="center"/>
         </w:trPr>
         <w:tc>
           <w:tcPr>
-            <w:tcW w:w="2500" w:type="pct"/>
-            <w:gridSpan w:val="3"/>
-            <w:tcBorders>
-              <w:top w:val="single" w:sz="8" w:space="0" w:color="000000"/>
-              <w:left w:val="single" w:sz="8" w:space="0" w:color="000000"/>
-              <w:bottom w:val="single" w:sz="8" w:space="0" w:color="000000"/>
-            </w:tcBorders>
-            <w:shd w:val="clear" w:color="auto" w:fill="30503A"/>
-            <w:tcMar>
-              <w:top w:w="100" w:type="dxa"/>
-              <w:left w:w="100" w:type="dxa"/>
-              <w:bottom w:w="100" w:type="dxa"/>
-              <w:right w:w="100" w:type="dxa"/>
-            </w:tcMar>
-            <w:vAlign w:val="center"/>
-          </w:tcPr>
-          <w:p>
-            <w:pPr>
-              <w:widowControl w:val="0"/>
-              <w:spacing w:line="240" w:lineRule="auto"/>
-              <w:jc w:val="center"/>
-              <w:rPr>
-                <w:b/>
-                <w:bCs/>
-                <w:color w:val="E8E8E8"/>
-                <w:sz w:val="18"/>
-                <w:szCs w:val="18"/>
-              </w:rPr>
-            </w:pPr>
-            <w:r>
-              <w:rPr>
-                <w:b/>
-                <w:bCs/>
-                <w:color w:val="E8E8E8"/>
-                <w:sz w:val="18"/>
-                <w:szCs w:val="18"/>
-              </w:rPr>
-              <w:t>Contagem de partículas</w:t>
-            </w:r>
-          </w:p>
-        </w:tc>
-        <w:tc>
-          <w:tcPr>
-            <w:tcW w:w="2500" w:type="pct"/>
-            <w:tcBorders>
-              <w:top w:val="single" w:sz="8" w:space="0" w:color="000000"/>
-              <w:left w:val="single" w:sz="8" w:space="0" w:color="000000"/>
-              <w:bottom w:val="single" w:sz="8" w:space="0" w:color="000000"/>
-            </w:tcBorders>
+            <w:tcW w:w="10348" w:type="dxa"/>
             <w:shd w:val="clear" w:color="auto" w:fill="30503A"/>
             <w:vAlign w:val="center"/>
           </w:tcPr>
           <w:p>
             <w:pPr>
               <w:widowControl w:val="0"/>
-              <w:spacing w:line="240" w:lineRule="auto"/>
               <w:jc w:val="center"/>
               <w:rPr>
                 <w:b/>
@@ -1417,139 +2062,36 @@
                 <w:sz w:val="18"/>
                 <w:szCs w:val="18"/>
               </w:rPr>
-              <w:t>ANÁLISE DE UMIDADE</w:t>
+              <w:lastRenderedPageBreak/>
+              <w:t>FOTOS DA CONTAGEM DE PARTÍCULAS</w:t>
             </w:r>
           </w:p>
         </w:tc>
       </w:tr>
       <w:tr>
         <w:trPr>
-          <w:trHeight w:val="320"/>
-          <w:jc w:val="center"/>
+          <w:trHeight w:val="4724"/>
         </w:trPr>
         <w:tc>
           <w:tcPr>
-            <w:tcW w:w="833" w:type="pct"/>
-            <w:shd w:val="clear" w:color="auto" w:fill="FFFFFF"/>
-            <w:vAlign w:val="center"/>
-          </w:tcPr>
-          <w:p>
-            <w:pPr>
-              <w:widowControl w:val="0"/>
-              <w:spacing w:line="216" w:lineRule="auto"/>
-              <w:jc w:val="center"/>
-              <w:rPr>
-                <w:color w:val="11437E"/>
-                <w:sz w:val="18"/>
-                <w:szCs w:val="18"/>
-              </w:rPr>
-            </w:pPr>
-            <w:r>
-              <w:rPr>
-                <w:b/>
-                <w:bCs/>
-                <w:sz w:val="18"/>
-                <w:szCs w:val="18"/>
-              </w:rPr>
-              <w:t>Norma:</w:t>
-            </w:r>
-          </w:p>
-        </w:tc>
-        <w:tc>
-          <w:tcPr>
-            <w:tcW w:w="833" w:type="pct"/>
-            <w:shd w:val="clear" w:color="auto" w:fill="FFFFFF"/>
-            <w:vAlign w:val="center"/>
-          </w:tcPr>
-          <w:p>
-            <w:pPr>
-              <w:widowControl w:val="0"/>
-              <w:spacing w:line="216" w:lineRule="auto"/>
-              <w:jc w:val="center"/>
-              <w:rPr>
-                <w:b/>
-                <w:bCs/>
-                <w:sz w:val="18"/>
-                <w:szCs w:val="18"/>
-              </w:rPr>
-            </w:pPr>
-            <w:r>
-              <w:rPr>
-                <w:b/>
-                <w:bCs/>
-                <w:sz w:val="18"/>
-                <w:szCs w:val="18"/>
-              </w:rPr>
-              <w:t>NAS</w:t>
-            </w:r>
-          </w:p>
-        </w:tc>
-        <w:tc>
-          <w:tcPr>
-            <w:tcW w:w="834" w:type="pct"/>
-            <w:shd w:val="clear" w:color="auto" w:fill="FFFFFF"/>
-            <w:vAlign w:val="center"/>
-          </w:tcPr>
-          <w:p>
-            <w:pPr>
-              <w:widowControl w:val="0"/>
-              <w:spacing w:line="216" w:lineRule="auto"/>
-              <w:jc w:val="center"/>
-              <w:rPr>
-                <w:b/>
-                <w:bCs/>
-                <w:color w:val="11437E"/>
-                <w:sz w:val="18"/>
-                <w:szCs w:val="18"/>
-              </w:rPr>
-            </w:pPr>
-            <w:r>
-              <w:rPr>
-                <w:b/>
-                <w:bCs/>
-                <w:color w:val="000000" w:themeColor="text1"/>
-                <w:sz w:val="18"/>
-                <w:szCs w:val="18"/>
-              </w:rPr>
-              <w:t>ISO</w:t>
-            </w:r>
-          </w:p>
-        </w:tc>
-        <w:tc>
-          <w:tcPr>
-            <w:tcW w:w="2500" w:type="pct"/>
-            <w:vMerge w:val="restart"/>
-            <w:shd w:val="clear" w:color="auto" w:fill="FFFFFF"/>
-            <w:vAlign w:val="center"/>
-          </w:tcPr>
-          <w:p>
-            <w:pPr>
-              <w:widowControl w:val="0"/>
-              <w:spacing w:line="216" w:lineRule="auto"/>
-              <w:jc w:val="center"/>
-              <w:rPr>
-                <w:b/>
-                <w:bCs/>
-                <w:sz w:val="18"/>
-                <w:szCs w:val="18"/>
-              </w:rPr>
-            </w:pPr>
-            <w:r>
-              <w:rPr>
-                <w:b/>
-                <w:bCs/>
-                <w:sz w:val="18"/>
-                <w:szCs w:val="18"/>
-              </w:rPr>
-              <w:t>Análise inicial:</w:t>
-            </w:r>
-            <w:r>
-              <w:rPr>
-                <w:color w:val="11437E"/>
-                <w:sz w:val="18"/>
-                <w:szCs w:val="18"/>
-              </w:rPr>
-              <w:t xml:space="preserve"> {{</w:t>
+            <w:tcW w:w="10348" w:type="dxa"/>
+          </w:tcPr>
+          <w:p>
+            <w:pPr>
+              <w:widowControl w:val="0"/>
+              <w:rPr>
+                <w:color w:val="11437E"/>
+                <w:sz w:val="18"/>
+                <w:szCs w:val="18"/>
+              </w:rPr>
+            </w:pPr>
+            <w:r>
+              <w:rPr>
+                <w:color w:val="11437E"/>
+                <w:sz w:val="18"/>
+                <w:szCs w:val="18"/>
+              </w:rPr>
+              <w:t>{{</w:t>
             </w:r>
             <w:proofErr w:type="spellStart"/>
             <w:r>
@@ -1558,7 +2100,7 @@
                 <w:sz w:val="18"/>
                 <w:szCs w:val="18"/>
               </w:rPr>
-              <w:t>startppm</w:t>
+              <w:t>countphotos</w:t>
             </w:r>
             <w:proofErr w:type="spellEnd"/>
             <w:r>
@@ -1570,436 +2112,104 @@
               <w:t>}}</w:t>
             </w:r>
           </w:p>
-        </w:tc>
-      </w:tr>
-      <w:tr>
-        <w:trPr>
-          <w:trHeight w:val="320"/>
-          <w:jc w:val="center"/>
-        </w:trPr>
-        <w:tc>
-          <w:tcPr>
-            <w:tcW w:w="833" w:type="pct"/>
-            <w:shd w:val="clear" w:color="auto" w:fill="FFFFFF"/>
-            <w:vAlign w:val="center"/>
-          </w:tcPr>
-          <w:p>
-            <w:pPr>
-              <w:widowControl w:val="0"/>
-              <w:spacing w:line="216" w:lineRule="auto"/>
-              <w:jc w:val="center"/>
-              <w:rPr>
-                <w:b/>
-                <w:bCs/>
-                <w:sz w:val="18"/>
-                <w:szCs w:val="18"/>
-              </w:rPr>
-            </w:pPr>
-            <w:r>
-              <w:rPr>
-                <w:b/>
-                <w:bCs/>
-                <w:sz w:val="18"/>
-                <w:szCs w:val="18"/>
-              </w:rPr>
-              <w:t>Classe inicial:</w:t>
-            </w:r>
-          </w:p>
-        </w:tc>
-        <w:tc>
-          <w:tcPr>
-            <w:tcW w:w="833" w:type="pct"/>
-            <w:shd w:val="clear" w:color="auto" w:fill="FFFFFF"/>
-            <w:vAlign w:val="center"/>
-          </w:tcPr>
-          <w:p>
-            <w:pPr>
-              <w:widowControl w:val="0"/>
-              <w:spacing w:line="216" w:lineRule="auto"/>
-              <w:jc w:val="center"/>
-              <w:rPr>
-                <w:b/>
-                <w:bCs/>
-                <w:sz w:val="18"/>
-                <w:szCs w:val="18"/>
-              </w:rPr>
-            </w:pPr>
-            <w:r>
-              <w:rPr>
-                <w:color w:val="11437E"/>
-                <w:sz w:val="18"/>
-                <w:szCs w:val="18"/>
-              </w:rPr>
-              <w:t>{{</w:t>
-            </w:r>
-            <w:proofErr w:type="spellStart"/>
-            <w:r>
-              <w:rPr>
-                <w:color w:val="11437E"/>
-                <w:sz w:val="18"/>
-                <w:szCs w:val="18"/>
-              </w:rPr>
-              <w:t>startnas</w:t>
-            </w:r>
-            <w:proofErr w:type="spellEnd"/>
-            <w:r>
-              <w:rPr>
-                <w:color w:val="11437E"/>
-                <w:sz w:val="18"/>
-                <w:szCs w:val="18"/>
-              </w:rPr>
-              <w:t>}}</w:t>
-            </w:r>
-          </w:p>
-        </w:tc>
-        <w:tc>
-          <w:tcPr>
-            <w:tcW w:w="834" w:type="pct"/>
-            <w:shd w:val="clear" w:color="auto" w:fill="FFFFFF"/>
-            <w:vAlign w:val="center"/>
-          </w:tcPr>
-          <w:p>
-            <w:pPr>
-              <w:widowControl w:val="0"/>
-              <w:spacing w:line="216" w:lineRule="auto"/>
-              <w:jc w:val="center"/>
-              <w:rPr>
-                <w:b/>
-                <w:bCs/>
-                <w:sz w:val="18"/>
-                <w:szCs w:val="18"/>
-              </w:rPr>
-            </w:pPr>
-            <w:r>
-              <w:rPr>
-                <w:color w:val="11437E"/>
-                <w:sz w:val="18"/>
-                <w:szCs w:val="18"/>
-              </w:rPr>
-              <w:t>{{</w:t>
-            </w:r>
-            <w:proofErr w:type="spellStart"/>
-            <w:r>
-              <w:rPr>
-                <w:color w:val="11437E"/>
-                <w:sz w:val="18"/>
-                <w:szCs w:val="18"/>
-              </w:rPr>
-              <w:t>startiso</w:t>
-            </w:r>
-            <w:proofErr w:type="spellEnd"/>
-            <w:r>
-              <w:rPr>
-                <w:color w:val="11437E"/>
-                <w:sz w:val="18"/>
-                <w:szCs w:val="18"/>
-              </w:rPr>
-              <w:t>}}</w:t>
-            </w:r>
-          </w:p>
-        </w:tc>
-        <w:tc>
-          <w:tcPr>
-            <w:tcW w:w="2500" w:type="pct"/>
-            <w:vMerge/>
-            <w:shd w:val="clear" w:color="auto" w:fill="FFFFFF"/>
-            <w:vAlign w:val="center"/>
-          </w:tcPr>
-          <w:p>
-            <w:pPr>
-              <w:widowControl w:val="0"/>
-              <w:spacing w:line="216" w:lineRule="auto"/>
-              <w:jc w:val="center"/>
-              <w:rPr>
-                <w:color w:val="11437E"/>
-                <w:sz w:val="18"/>
-                <w:szCs w:val="18"/>
-              </w:rPr>
-            </w:pPr>
-          </w:p>
-        </w:tc>
-      </w:tr>
-      <w:tr>
-        <w:trPr>
-          <w:trHeight w:val="320"/>
-          <w:jc w:val="center"/>
-        </w:trPr>
-        <w:tc>
-          <w:tcPr>
-            <w:tcW w:w="833" w:type="pct"/>
-            <w:shd w:val="clear" w:color="auto" w:fill="FFFFFF"/>
-            <w:vAlign w:val="center"/>
-          </w:tcPr>
-          <w:p>
-            <w:pPr>
-              <w:widowControl w:val="0"/>
-              <w:spacing w:line="216" w:lineRule="auto"/>
-              <w:jc w:val="center"/>
-              <w:rPr>
-                <w:b/>
-                <w:bCs/>
-                <w:sz w:val="18"/>
-                <w:szCs w:val="18"/>
-              </w:rPr>
-            </w:pPr>
-            <w:r>
-              <w:rPr>
-                <w:b/>
-                <w:bCs/>
-                <w:sz w:val="18"/>
-                <w:szCs w:val="18"/>
-              </w:rPr>
-              <w:t>Classe final:</w:t>
-            </w:r>
-          </w:p>
-        </w:tc>
-        <w:tc>
-          <w:tcPr>
-            <w:tcW w:w="833" w:type="pct"/>
-            <w:shd w:val="clear" w:color="auto" w:fill="FFFFFF"/>
-            <w:vAlign w:val="center"/>
-          </w:tcPr>
-          <w:p>
-            <w:pPr>
-              <w:widowControl w:val="0"/>
-              <w:spacing w:line="216" w:lineRule="auto"/>
-              <w:jc w:val="center"/>
-              <w:rPr>
-                <w:b/>
-                <w:bCs/>
-                <w:sz w:val="18"/>
-                <w:szCs w:val="18"/>
-              </w:rPr>
-            </w:pPr>
-            <w:r>
-              <w:rPr>
-                <w:color w:val="11437E"/>
-                <w:sz w:val="18"/>
-                <w:szCs w:val="18"/>
-              </w:rPr>
-              <w:t>{{</w:t>
-            </w:r>
-            <w:proofErr w:type="spellStart"/>
-            <w:r>
-              <w:rPr>
-                <w:color w:val="11437E"/>
-                <w:sz w:val="18"/>
-                <w:szCs w:val="18"/>
-              </w:rPr>
-              <w:t>endnas</w:t>
-            </w:r>
-            <w:proofErr w:type="spellEnd"/>
-            <w:r>
-              <w:rPr>
-                <w:color w:val="11437E"/>
-                <w:sz w:val="18"/>
-                <w:szCs w:val="18"/>
-              </w:rPr>
-              <w:t>}}</w:t>
-            </w:r>
-          </w:p>
-        </w:tc>
-        <w:tc>
-          <w:tcPr>
-            <w:tcW w:w="834" w:type="pct"/>
-            <w:shd w:val="clear" w:color="auto" w:fill="FFFFFF"/>
-            <w:vAlign w:val="center"/>
-          </w:tcPr>
-          <w:p>
-            <w:pPr>
-              <w:widowControl w:val="0"/>
-              <w:spacing w:line="216" w:lineRule="auto"/>
-              <w:jc w:val="center"/>
-              <w:rPr>
-                <w:b/>
-                <w:bCs/>
-                <w:sz w:val="18"/>
-                <w:szCs w:val="18"/>
-              </w:rPr>
-            </w:pPr>
-            <w:r>
-              <w:rPr>
-                <w:color w:val="11437E"/>
-                <w:sz w:val="18"/>
-                <w:szCs w:val="18"/>
-              </w:rPr>
-              <w:t>{{</w:t>
-            </w:r>
-            <w:proofErr w:type="spellStart"/>
-            <w:r>
-              <w:rPr>
-                <w:color w:val="11437E"/>
-                <w:sz w:val="18"/>
-                <w:szCs w:val="18"/>
-              </w:rPr>
-              <w:t>endiso</w:t>
-            </w:r>
-            <w:proofErr w:type="spellEnd"/>
-            <w:r>
-              <w:rPr>
-                <w:color w:val="11437E"/>
-                <w:sz w:val="18"/>
-                <w:szCs w:val="18"/>
-              </w:rPr>
-              <w:t>}}</w:t>
-            </w:r>
-          </w:p>
-        </w:tc>
-        <w:tc>
-          <w:tcPr>
-            <w:tcW w:w="2500" w:type="pct"/>
-            <w:vMerge w:val="restart"/>
-            <w:shd w:val="clear" w:color="auto" w:fill="FFFFFF"/>
-            <w:vAlign w:val="center"/>
-          </w:tcPr>
-          <w:p>
-            <w:pPr>
-              <w:widowControl w:val="0"/>
-              <w:spacing w:line="216" w:lineRule="auto"/>
-              <w:jc w:val="center"/>
-              <w:rPr>
-                <w:color w:val="11437E"/>
-                <w:sz w:val="18"/>
-                <w:szCs w:val="18"/>
-              </w:rPr>
-            </w:pPr>
-            <w:r>
-              <w:rPr>
-                <w:b/>
-                <w:bCs/>
-                <w:sz w:val="18"/>
-                <w:szCs w:val="18"/>
-              </w:rPr>
-              <w:t xml:space="preserve">Análise final: </w:t>
-            </w:r>
-            <w:r>
-              <w:rPr>
-                <w:color w:val="11437E"/>
-                <w:sz w:val="18"/>
-                <w:szCs w:val="18"/>
-              </w:rPr>
-              <w:t>{{</w:t>
-            </w:r>
-            <w:proofErr w:type="spellStart"/>
-            <w:r>
-              <w:rPr>
-                <w:color w:val="11437E"/>
-                <w:sz w:val="18"/>
-                <w:szCs w:val="18"/>
-              </w:rPr>
-              <w:t>finalppm</w:t>
-            </w:r>
-            <w:proofErr w:type="spellEnd"/>
-            <w:r>
-              <w:rPr>
-                <w:color w:val="11437E"/>
-                <w:sz w:val="18"/>
-                <w:szCs w:val="18"/>
-              </w:rPr>
-              <w:t>}}</w:t>
-            </w:r>
-          </w:p>
-        </w:tc>
-      </w:tr>
-      <w:tr>
-        <w:trPr>
-          <w:trHeight w:val="320"/>
-          <w:jc w:val="center"/>
-        </w:trPr>
-        <w:tc>
-          <w:tcPr>
-            <w:tcW w:w="833" w:type="pct"/>
-            <w:shd w:val="clear" w:color="auto" w:fill="FFFFFF"/>
-            <w:vAlign w:val="center"/>
-          </w:tcPr>
-          <w:p>
-            <w:pPr>
-              <w:widowControl w:val="0"/>
-              <w:spacing w:line="216" w:lineRule="auto"/>
-              <w:jc w:val="center"/>
-              <w:rPr>
-                <w:b/>
-                <w:bCs/>
-                <w:sz w:val="18"/>
-                <w:szCs w:val="18"/>
-              </w:rPr>
-            </w:pPr>
-            <w:r>
-              <w:rPr>
-                <w:b/>
-                <w:bCs/>
-                <w:sz w:val="18"/>
-                <w:szCs w:val="18"/>
-              </w:rPr>
-              <w:t>Tempo total:</w:t>
-            </w:r>
-          </w:p>
-        </w:tc>
-        <w:tc>
-          <w:tcPr>
-            <w:tcW w:w="1667" w:type="pct"/>
-            <w:gridSpan w:val="2"/>
-            <w:shd w:val="clear" w:color="auto" w:fill="FFFFFF"/>
-            <w:vAlign w:val="center"/>
-          </w:tcPr>
-          <w:p>
-            <w:pPr>
-              <w:widowControl w:val="0"/>
-              <w:spacing w:line="216" w:lineRule="auto"/>
-              <w:jc w:val="center"/>
-              <w:rPr>
-                <w:b/>
-                <w:bCs/>
-                <w:sz w:val="18"/>
-                <w:szCs w:val="18"/>
-              </w:rPr>
-            </w:pPr>
-            <w:r>
-              <w:rPr>
-                <w:color w:val="11437E"/>
-                <w:sz w:val="18"/>
-                <w:szCs w:val="18"/>
-              </w:rPr>
-              <w:t>{{</w:t>
-            </w:r>
-            <w:proofErr w:type="spellStart"/>
-            <w:r>
-              <w:rPr>
-                <w:color w:val="11437E"/>
-                <w:sz w:val="18"/>
-                <w:szCs w:val="18"/>
-              </w:rPr>
-              <w:t>totaltime</w:t>
-            </w:r>
-            <w:proofErr w:type="spellEnd"/>
-            <w:r>
-              <w:rPr>
-                <w:color w:val="11437E"/>
-                <w:sz w:val="18"/>
-                <w:szCs w:val="18"/>
-              </w:rPr>
-              <w:t>}}</w:t>
-            </w:r>
-          </w:p>
-        </w:tc>
-        <w:tc>
-          <w:tcPr>
-            <w:tcW w:w="2500" w:type="pct"/>
-            <w:vMerge/>
-            <w:shd w:val="clear" w:color="auto" w:fill="FFFFFF"/>
-            <w:vAlign w:val="center"/>
-          </w:tcPr>
-          <w:p>
-            <w:pPr>
-              <w:widowControl w:val="0"/>
-              <w:spacing w:line="216" w:lineRule="auto"/>
-              <w:jc w:val="center"/>
-              <w:rPr>
-                <w:color w:val="11437E"/>
-                <w:sz w:val="18"/>
-                <w:szCs w:val="18"/>
-              </w:rPr>
-            </w:pPr>
+          <w:p>
+            <w:pPr>
+              <w:rPr>
+                <w:sz w:val="28"/>
+                <w:szCs w:val="28"/>
+              </w:rPr>
+            </w:pPr>
+          </w:p>
+          <w:p>
+            <w:pPr>
+              <w:rPr>
+                <w:sz w:val="28"/>
+                <w:szCs w:val="28"/>
+              </w:rPr>
+            </w:pPr>
+          </w:p>
+          <w:p>
+            <w:pPr>
+              <w:rPr>
+                <w:sz w:val="28"/>
+                <w:szCs w:val="28"/>
+              </w:rPr>
+            </w:pPr>
+          </w:p>
+          <w:p>
+            <w:pPr>
+              <w:rPr>
+                <w:sz w:val="28"/>
+                <w:szCs w:val="28"/>
+              </w:rPr>
+            </w:pPr>
+          </w:p>
+          <w:p>
+            <w:pPr>
+              <w:rPr>
+                <w:sz w:val="28"/>
+                <w:szCs w:val="28"/>
+              </w:rPr>
+            </w:pPr>
+          </w:p>
+          <w:p>
+            <w:pPr>
+              <w:rPr>
+                <w:sz w:val="28"/>
+                <w:szCs w:val="28"/>
+              </w:rPr>
+            </w:pPr>
+          </w:p>
+          <w:p>
+            <w:pPr>
+              <w:rPr>
+                <w:sz w:val="28"/>
+                <w:szCs w:val="28"/>
+              </w:rPr>
+            </w:pPr>
+          </w:p>
+          <w:p>
+            <w:pPr>
+              <w:rPr>
+                <w:sz w:val="28"/>
+                <w:szCs w:val="28"/>
+              </w:rPr>
+            </w:pPr>
+          </w:p>
+          <w:p>
+            <w:pPr>
+              <w:rPr>
+                <w:color w:val="11437E"/>
+                <w:sz w:val="18"/>
+                <w:szCs w:val="18"/>
+              </w:rPr>
+            </w:pPr>
+          </w:p>
+          <w:p>
+            <w:pPr>
+              <w:rPr>
+                <w:sz w:val="28"/>
+                <w:szCs w:val="28"/>
+              </w:rPr>
+            </w:pPr>
+          </w:p>
+          <w:p>
+            <w:pPr>
+              <w:tabs>
+                <w:tab w:val="left" w:pos="2685"/>
+              </w:tabs>
+              <w:rPr>
+                <w:sz w:val="28"/>
+                <w:szCs w:val="28"/>
+              </w:rPr>
+            </w:pPr>
+            <w:r>
+              <w:rPr>
+                <w:sz w:val="28"/>
+                <w:szCs w:val="28"/>
+              </w:rPr>
+              <w:tab/>
+            </w:r>
           </w:p>
         </w:tc>
       </w:tr>
@@ -2028,221 +2238,14 @@
         <w:tblStyle w:val="Tabelacomgrade"/>
         <w:tblW w:w="10348" w:type="dxa"/>
         <w:jc w:val="center"/>
-        <w:tblLook w:val="04A0" w:firstRow="1" w:lastRow="0" w:firstColumn="1" w:lastColumn="0" w:noHBand="0" w:noVBand="1"/>
-      </w:tblPr>
-      <w:tblGrid>
-        <w:gridCol w:w="10348"/>
-      </w:tblGrid>
-      <w:tr>
-        <w:trPr>
-          <w:cantSplit/>
-          <w:trHeight w:val="449"/>
-          <w:tblHeader/>
-          <w:jc w:val="center"/>
-        </w:trPr>
-        <w:tc>
-          <w:tcPr>
-            <w:tcW w:w="10348" w:type="dxa"/>
-            <w:shd w:val="clear" w:color="auto" w:fill="30503A"/>
-            <w:vAlign w:val="center"/>
-          </w:tcPr>
-          <w:p>
-            <w:pPr>
-              <w:widowControl w:val="0"/>
-              <w:jc w:val="center"/>
-              <w:rPr>
-                <w:b/>
-                <w:bCs/>
-                <w:color w:val="E8E8E8"/>
-                <w:sz w:val="18"/>
-                <w:szCs w:val="18"/>
-              </w:rPr>
-            </w:pPr>
-            <w:r>
-              <w:rPr>
-                <w:b/>
-                <w:bCs/>
-                <w:color w:val="E8E8E8"/>
-                <w:sz w:val="18"/>
-                <w:szCs w:val="18"/>
-              </w:rPr>
-              <w:lastRenderedPageBreak/>
-              <w:t>REGISTRO DA CONTAGEM DE PARTÍCULAS</w:t>
-            </w:r>
-          </w:p>
-        </w:tc>
-      </w:tr>
-      <w:tr>
-        <w:trPr>
-          <w:trHeight w:val="3609"/>
-          <w:jc w:val="center"/>
-        </w:trPr>
-        <w:tc>
-          <w:tcPr>
-            <w:tcW w:w="10348" w:type="dxa"/>
-          </w:tcPr>
-          <w:p>
-            <w:pPr>
-              <w:widowControl w:val="0"/>
-              <w:rPr>
-                <w:color w:val="11437E"/>
-                <w:sz w:val="18"/>
-                <w:szCs w:val="18"/>
-              </w:rPr>
-            </w:pPr>
-            <w:r>
-              <w:rPr>
-                <w:color w:val="11437E"/>
-                <w:sz w:val="18"/>
-                <w:szCs w:val="18"/>
-              </w:rPr>
-              <w:t>{{</w:t>
-            </w:r>
-            <w:proofErr w:type="spellStart"/>
-            <w:r>
-              <w:rPr>
-                <w:color w:val="11437E"/>
-                <w:sz w:val="18"/>
-                <w:szCs w:val="18"/>
-              </w:rPr>
-              <w:t>countphotos</w:t>
-            </w:r>
-            <w:proofErr w:type="spellEnd"/>
-            <w:r>
-              <w:rPr>
-                <w:color w:val="11437E"/>
-                <w:sz w:val="18"/>
-                <w:szCs w:val="18"/>
-              </w:rPr>
-              <w:t>}}</w:t>
-            </w:r>
-          </w:p>
-          <w:p>
-            <w:pPr>
-              <w:rPr>
-                <w:sz w:val="28"/>
-                <w:szCs w:val="28"/>
-              </w:rPr>
-            </w:pPr>
-          </w:p>
-          <w:p>
-            <w:pPr>
-              <w:rPr>
-                <w:sz w:val="28"/>
-                <w:szCs w:val="28"/>
-              </w:rPr>
-            </w:pPr>
-          </w:p>
-          <w:p>
-            <w:pPr>
-              <w:rPr>
-                <w:sz w:val="28"/>
-                <w:szCs w:val="28"/>
-              </w:rPr>
-            </w:pPr>
-          </w:p>
-          <w:p>
-            <w:pPr>
-              <w:rPr>
-                <w:sz w:val="28"/>
-                <w:szCs w:val="28"/>
-              </w:rPr>
-            </w:pPr>
-          </w:p>
-          <w:p>
-            <w:pPr>
-              <w:rPr>
-                <w:sz w:val="28"/>
-                <w:szCs w:val="28"/>
-              </w:rPr>
-            </w:pPr>
-          </w:p>
-          <w:p>
-            <w:pPr>
-              <w:rPr>
-                <w:sz w:val="28"/>
-                <w:szCs w:val="28"/>
-              </w:rPr>
-            </w:pPr>
-          </w:p>
-          <w:p>
-            <w:pPr>
-              <w:rPr>
-                <w:sz w:val="28"/>
-                <w:szCs w:val="28"/>
-              </w:rPr>
-            </w:pPr>
-          </w:p>
-          <w:p>
-            <w:pPr>
-              <w:rPr>
-                <w:sz w:val="28"/>
-                <w:szCs w:val="28"/>
-              </w:rPr>
-            </w:pPr>
-          </w:p>
-          <w:p>
-            <w:pPr>
-              <w:rPr>
-                <w:color w:val="11437E"/>
-                <w:sz w:val="18"/>
-                <w:szCs w:val="18"/>
-              </w:rPr>
-            </w:pPr>
-          </w:p>
-          <w:p>
-            <w:pPr>
-              <w:rPr>
-                <w:sz w:val="28"/>
-                <w:szCs w:val="28"/>
-              </w:rPr>
-            </w:pPr>
-          </w:p>
-          <w:p>
-            <w:pPr>
-              <w:tabs>
-                <w:tab w:val="left" w:pos="2685"/>
-              </w:tabs>
-              <w:rPr>
-                <w:sz w:val="28"/>
-                <w:szCs w:val="28"/>
-              </w:rPr>
-            </w:pPr>
-            <w:r>
-              <w:rPr>
-                <w:sz w:val="28"/>
-                <w:szCs w:val="28"/>
-              </w:rPr>
-              <w:tab/>
-            </w:r>
-          </w:p>
-        </w:tc>
-      </w:tr>
-    </w:tbl>
-    <w:p>
-      <w:pPr>
-        <w:widowControl w:val="0"/>
-        <w:pBdr>
-          <w:top w:val="nil"/>
-          <w:left w:val="nil"/>
-          <w:bottom w:val="nil"/>
-          <w:right w:val="nil"/>
-          <w:between w:val="nil"/>
-        </w:pBdr>
-        <w:rPr>
-          <w:b/>
-          <w:bCs/>
-          <w:color w:val="30503A"/>
-          <w:sz w:val="28"/>
-          <w:szCs w:val="28"/>
-        </w:rPr>
-      </w:pPr>
-    </w:p>
-    <w:tbl>
-      <w:tblPr>
-        <w:tblStyle w:val="Tabelacomgrade"/>
-        <w:tblW w:w="10348" w:type="dxa"/>
-        <w:jc w:val="center"/>
+        <w:tblBorders>
+          <w:top w:val="single" w:sz="2" w:space="0" w:color="auto"/>
+          <w:left w:val="single" w:sz="2" w:space="0" w:color="auto"/>
+          <w:bottom w:val="single" w:sz="2" w:space="0" w:color="auto"/>
+          <w:right w:val="single" w:sz="2" w:space="0" w:color="auto"/>
+          <w:insideH w:val="single" w:sz="2" w:space="0" w:color="auto"/>
+          <w:insideV w:val="single" w:sz="2" w:space="0" w:color="auto"/>
+        </w:tblBorders>
         <w:tblLook w:val="04A0" w:firstRow="1" w:lastRow="0" w:firstColumn="1" w:lastColumn="0" w:noHBand="0" w:noVBand="1"/>
       </w:tblPr>
       <w:tblGrid>
@@ -2280,7 +2283,7 @@
                 <w:sz w:val="18"/>
                 <w:szCs w:val="18"/>
               </w:rPr>
-              <w:t>REGISTRO DA ANÁLISE DE UMIDADE</w:t>
+              <w:t>FOTOS DA ANÁLISE DE UMIDADE</w:t>
             </w:r>
           </w:p>
         </w:tc>
@@ -2339,16 +2342,16 @@
     <w:tbl>
       <w:tblPr>
         <w:tblStyle w:val="a1"/>
+        <w:tblpPr w:leftFromText="141" w:rightFromText="141" w:vertAnchor="text" w:horzAnchor="margin" w:tblpXSpec="center" w:tblpY="68"/>
         <w:tblW w:w="10350" w:type="dxa"/>
-        <w:jc w:val="center"/>
         <w:tblInd w:w="0" w:type="dxa"/>
         <w:tblBorders>
-          <w:top w:val="single" w:sz="8" w:space="0" w:color="000000"/>
-          <w:left w:val="single" w:sz="8" w:space="0" w:color="000000"/>
-          <w:bottom w:val="single" w:sz="8" w:space="0" w:color="000000"/>
-          <w:right w:val="single" w:sz="8" w:space="0" w:color="000000"/>
-          <w:insideH w:val="single" w:sz="8" w:space="0" w:color="000000"/>
-          <w:insideV w:val="single" w:sz="8" w:space="0" w:color="000000"/>
+          <w:top w:val="single" w:sz="2" w:space="0" w:color="auto"/>
+          <w:left w:val="single" w:sz="2" w:space="0" w:color="auto"/>
+          <w:bottom w:val="single" w:sz="2" w:space="0" w:color="auto"/>
+          <w:right w:val="single" w:sz="2" w:space="0" w:color="auto"/>
+          <w:insideH w:val="single" w:sz="2" w:space="0" w:color="auto"/>
+          <w:insideV w:val="single" w:sz="2" w:space="0" w:color="auto"/>
         </w:tblBorders>
         <w:tblLayout w:type="fixed"/>
         <w:tblLook w:val="0600" w:firstRow="0" w:lastRow="0" w:firstColumn="0" w:lastColumn="0" w:noHBand="1" w:noVBand="1"/>
@@ -2360,7 +2363,6 @@
         <w:trPr>
           <w:trHeight w:val="308"/>
           <w:tblHeader/>
-          <w:jc w:val="center"/>
         </w:trPr>
         <w:tc>
           <w:tcPr>
@@ -2398,8 +2400,7 @@
       <w:tr>
         <w:trPr>
           <w:cantSplit/>
-          <w:trHeight w:val="1175"/>
-          <w:jc w:val="center"/>
+          <w:trHeight w:val="735"/>
         </w:trPr>
         <w:tc>
           <w:tcPr>
@@ -2445,11 +2446,12 @@
         </w:tc>
       </w:tr>
     </w:tbl>
+    <w:p/>
     <w:tbl>
       <w:tblPr>
         <w:tblStyle w:val="a4"/>
-        <w:tblpPr w:leftFromText="141" w:rightFromText="141" w:vertAnchor="text" w:horzAnchor="margin" w:tblpXSpec="center" w:tblpY="444"/>
         <w:tblW w:w="10335" w:type="dxa"/>
+        <w:jc w:val="center"/>
         <w:tblInd w:w="0" w:type="dxa"/>
         <w:tblLayout w:type="fixed"/>
         <w:tblLook w:val="0600" w:firstRow="0" w:lastRow="0" w:firstColumn="0" w:lastColumn="0" w:noHBand="1" w:noVBand="1"/>
@@ -2464,6 +2466,7 @@
           <w:cantSplit/>
           <w:trHeight w:val="1092"/>
           <w:tblHeader/>
+          <w:jc w:val="center"/>
         </w:trPr>
         <w:tc>
           <w:tcPr>
@@ -2643,6 +2646,7 @@
           <w:p>
             <w:pPr>
               <w:widowControl w:val="0"/>
+              <w:spacing w:line="240" w:lineRule="auto"/>
               <w:rPr>
                 <w:b/>
                 <w:bCs/>
@@ -2678,31 +2682,6 @@
     </w:tbl>
     <w:p>
       <w:pPr>
-        <w:spacing w:line="240" w:lineRule="auto"/>
-        <w:rPr>
-          <w:b/>
-          <w:bCs/>
-          <w:color w:val="30503A"/>
-          <w:sz w:val="28"/>
-          <w:szCs w:val="28"/>
-        </w:rPr>
-      </w:pPr>
-    </w:p>
-    <w:p>
-      <w:pPr>
-        <w:spacing w:line="240" w:lineRule="auto"/>
-        <w:rPr>
-          <w:b/>
-          <w:bCs/>
-          <w:color w:val="30503A"/>
-          <w:sz w:val="28"/>
-          <w:szCs w:val="28"/>
-        </w:rPr>
-      </w:pPr>
-    </w:p>
-    <w:p>
-      <w:pPr>
-        <w:spacing w:line="240" w:lineRule="auto"/>
         <w:rPr>
           <w:b/>
           <w:bCs/>
@@ -2781,31 +2760,7 @@
         <w:sz w:val="18"/>
         <w:szCs w:val="18"/>
       </w:rPr>
-      <w:t xml:space="preserve">Contagem de Partículas e Umidade </w:t>
-    </w:r>
-    <w:r>
-      <w:rPr>
-        <w:color w:val="E8E8E8"/>
-        <w:sz w:val="18"/>
-        <w:szCs w:val="18"/>
-      </w:rPr>
-      <w:t>(</w:t>
-    </w:r>
-    <w:r>
-      <w:rPr>
-        <w:color w:val="E8E8E8"/>
-        <w:sz w:val="18"/>
-        <w:szCs w:val="18"/>
-      </w:rPr>
-      <w:t>RCPU</w:t>
-    </w:r>
-    <w:r>
-      <w:rPr>
-        <w:color w:val="E8E8E8"/>
-        <w:sz w:val="18"/>
-        <w:szCs w:val="18"/>
-      </w:rPr>
-      <w:t>)</w:t>
+      <w:t>Contagem de Partículas de Umidade (RCPU)</w:t>
     </w:r>
   </w:p>
   <w:p>
@@ -3195,6 +3150,13 @@
     <w:pPr>
       <w:spacing w:line="240" w:lineRule="auto"/>
       <w:jc w:val="center"/>
+      <w:rPr>
+        <w:b/>
+        <w:bCs/>
+        <w:color w:val="30503A"/>
+        <w:sz w:val="28"/>
+        <w:szCs w:val="28"/>
+      </w:rPr>
     </w:pPr>
     <w:r>
       <w:rPr>
@@ -3227,55 +3189,37 @@
       <w:t>CONTAGEM DE PARTÍCULAS E UMIDADE</w:t>
     </w:r>
   </w:p>
-  <w:p>
-    <w:pPr>
-      <w:spacing w:line="240" w:lineRule="auto"/>
-      <w:jc w:val="center"/>
-      <w:rPr>
-        <w:color w:val="30503A"/>
-      </w:rPr>
-    </w:pPr>
-  </w:p>
   <w:tbl>
     <w:tblPr>
-      <w:tblStyle w:val="a5"/>
-      <w:tblpPr w:leftFromText="180" w:rightFromText="180" w:topFromText="180" w:bottomFromText="180" w:vertAnchor="text" w:tblpX="-675"/>
-      <w:tblW w:w="10350" w:type="dxa"/>
-      <w:tblInd w:w="0" w:type="dxa"/>
-      <w:tblBorders>
-        <w:top w:val="single" w:sz="8" w:space="0" w:color="000000"/>
-        <w:left w:val="single" w:sz="8" w:space="0" w:color="000000"/>
-        <w:bottom w:val="single" w:sz="8" w:space="0" w:color="000000"/>
-        <w:right w:val="single" w:sz="8" w:space="0" w:color="000000"/>
-        <w:insideH w:val="single" w:sz="8" w:space="0" w:color="000000"/>
-        <w:insideV w:val="single" w:sz="8" w:space="0" w:color="000000"/>
-      </w:tblBorders>
-      <w:tblLayout w:type="fixed"/>
-      <w:tblLook w:val="0600" w:firstRow="0" w:lastRow="0" w:firstColumn="0" w:lastColumn="0" w:noHBand="1" w:noVBand="1"/>
+      <w:tblStyle w:val="Tabelacomgrade"/>
+      <w:tblW w:w="10343" w:type="dxa"/>
+      <w:jc w:val="center"/>
+      <w:tblLook w:val="04A0" w:firstRow="1" w:lastRow="0" w:firstColumn="1" w:lastColumn="0" w:noHBand="0" w:noVBand="1"/>
     </w:tblPr>
     <w:tblGrid>
-      <w:gridCol w:w="4950"/>
-      <w:gridCol w:w="3540"/>
-      <w:gridCol w:w="1860"/>
+      <w:gridCol w:w="4957"/>
+      <w:gridCol w:w="7"/>
+      <w:gridCol w:w="3536"/>
+      <w:gridCol w:w="1843"/>
     </w:tblGrid>
     <w:tr>
       <w:trPr>
-        <w:trHeight w:val="25"/>
+        <w:trHeight w:val="414"/>
+        <w:jc w:val="center"/>
       </w:trPr>
       <w:tc>
         <w:tcPr>
-          <w:tcW w:w="10350" w:type="dxa"/>
-          <w:gridSpan w:val="3"/>
-          <w:shd w:val="clear" w:color="auto" w:fill="30503E"/>
+          <w:tcW w:w="10343" w:type="dxa"/>
+          <w:gridSpan w:val="4"/>
+          <w:shd w:val="clear" w:color="auto" w:fill="30503A"/>
           <w:vAlign w:val="center"/>
         </w:tcPr>
         <w:p>
           <w:pPr>
             <w:jc w:val="center"/>
             <w:rPr>
-              <w:b/>
-              <w:bCs/>
-              <w:color w:val="E8E8E8"/>
+              <w:sz w:val="24"/>
+              <w:szCs w:val="24"/>
             </w:rPr>
           </w:pPr>
           <w:r>
@@ -3283,8 +3227,8 @@
               <w:b/>
               <w:bCs/>
               <w:color w:val="E8E8E8"/>
-              <w:sz w:val="18"/>
-              <w:szCs w:val="18"/>
+              <w:sz w:val="24"/>
+              <w:szCs w:val="24"/>
             </w:rPr>
             <w:t>{{</w:t>
           </w:r>
@@ -3294,8 +3238,6 @@
               <w:b/>
               <w:bCs/>
               <w:color w:val="E8E8E8"/>
-              <w:sz w:val="18"/>
-              <w:szCs w:val="18"/>
             </w:rPr>
             <w:t>missiontitle</w:t>
           </w:r>
@@ -3305,8 +3247,8 @@
               <w:b/>
               <w:bCs/>
               <w:color w:val="E8E8E8"/>
-              <w:sz w:val="18"/>
-              <w:szCs w:val="18"/>
+              <w:sz w:val="24"/>
+              <w:szCs w:val="24"/>
             </w:rPr>
             <w:t>}}</w:t>
           </w:r>
@@ -3315,25 +3257,17 @@
     </w:tr>
     <w:tr>
       <w:trPr>
-        <w:trHeight w:val="20"/>
+        <w:trHeight w:val="278"/>
+        <w:jc w:val="center"/>
       </w:trPr>
       <w:tc>
         <w:tcPr>
-          <w:tcW w:w="4950" w:type="dxa"/>
+          <w:tcW w:w="4964" w:type="dxa"/>
+          <w:gridSpan w:val="2"/>
           <w:shd w:val="clear" w:color="auto" w:fill="E8E8E8"/>
+          <w:vAlign w:val="center"/>
         </w:tcPr>
         <w:p>
-          <w:pPr>
-            <w:widowControl w:val="0"/>
-            <w:spacing w:line="240" w:lineRule="auto"/>
-            <w:rPr>
-              <w:b/>
-              <w:bCs/>
-              <w:color w:val="11437E"/>
-              <w:sz w:val="18"/>
-              <w:szCs w:val="18"/>
-            </w:rPr>
-          </w:pPr>
           <w:r>
             <w:rPr>
               <w:b/>
@@ -3379,21 +3313,11 @@
       </w:tc>
       <w:tc>
         <w:tcPr>
-          <w:tcW w:w="3540" w:type="dxa"/>
+          <w:tcW w:w="3536" w:type="dxa"/>
           <w:shd w:val="clear" w:color="auto" w:fill="E8E8E8"/>
+          <w:vAlign w:val="center"/>
         </w:tcPr>
         <w:p>
-          <w:pPr>
-            <w:widowControl w:val="0"/>
-            <w:spacing w:line="240" w:lineRule="auto"/>
-            <w:rPr>
-              <w:b/>
-              <w:bCs/>
-              <w:color w:val="11437E"/>
-              <w:sz w:val="18"/>
-              <w:szCs w:val="18"/>
-            </w:rPr>
-          </w:pPr>
           <w:r>
             <w:rPr>
               <w:b/>
@@ -3439,21 +3363,11 @@
       </w:tc>
       <w:tc>
         <w:tcPr>
-          <w:tcW w:w="1860" w:type="dxa"/>
+          <w:tcW w:w="1843" w:type="dxa"/>
           <w:shd w:val="clear" w:color="auto" w:fill="E8E8E8"/>
+          <w:vAlign w:val="center"/>
         </w:tcPr>
         <w:p>
-          <w:pPr>
-            <w:widowControl w:val="0"/>
-            <w:spacing w:line="240" w:lineRule="auto"/>
-            <w:rPr>
-              <w:b/>
-              <w:bCs/>
-              <w:color w:val="11437E"/>
-              <w:sz w:val="18"/>
-              <w:szCs w:val="18"/>
-            </w:rPr>
-          </w:pPr>
           <w:r>
             <w:rPr>
               <w:b/>
@@ -3500,17 +3414,7 @@
               <w:sz w:val="18"/>
               <w:szCs w:val="18"/>
             </w:rPr>
-            <w:t>rcp</w:t>
-          </w:r>
-          <w:r>
-            <w:rPr>
-              <w:b/>
-              <w:bCs/>
-              <w:color w:val="11437E"/>
-              <w:sz w:val="18"/>
-              <w:szCs w:val="18"/>
-            </w:rPr>
-            <w:t>u</w:t>
+            <w:t>rcpu</w:t>
           </w:r>
           <w:proofErr w:type="spellEnd"/>
           <w:r>
@@ -3521,24 +3425,9 @@
               <w:sz w:val="18"/>
               <w:szCs w:val="18"/>
             </w:rPr>
-            <w:t>}}</w:t>
+            <w:t>}</w:t>
           </w:r>
-        </w:p>
-      </w:tc>
-    </w:tr>
-    <w:tr>
-      <w:trPr>
-        <w:trHeight w:val="20"/>
-      </w:trPr>
-      <w:tc>
-        <w:tcPr>
-          <w:tcW w:w="4950" w:type="dxa"/>
-          <w:shd w:val="clear" w:color="auto" w:fill="E8E8E8"/>
-        </w:tcPr>
-        <w:p>
-          <w:pPr>
-            <w:widowControl w:val="0"/>
-            <w:spacing w:line="240" w:lineRule="auto"/>
+          <w:r>
             <w:rPr>
               <w:b/>
               <w:bCs/>
@@ -3546,7 +3435,23 @@
               <w:sz w:val="18"/>
               <w:szCs w:val="18"/>
             </w:rPr>
-          </w:pPr>
+            <w:t>}</w:t>
+          </w:r>
+        </w:p>
+      </w:tc>
+    </w:tr>
+    <w:tr>
+      <w:trPr>
+        <w:trHeight w:val="338"/>
+        <w:jc w:val="center"/>
+      </w:trPr>
+      <w:tc>
+        <w:tcPr>
+          <w:tcW w:w="4957" w:type="dxa"/>
+          <w:shd w:val="clear" w:color="auto" w:fill="E8E8E8"/>
+          <w:vAlign w:val="center"/>
+        </w:tcPr>
+        <w:p>
           <w:r>
             <w:rPr>
               <w:b/>
@@ -3592,22 +3497,12 @@
       </w:tc>
       <w:tc>
         <w:tcPr>
-          <w:tcW w:w="5400" w:type="dxa"/>
-          <w:gridSpan w:val="2"/>
+          <w:tcW w:w="5386" w:type="dxa"/>
+          <w:gridSpan w:val="3"/>
           <w:shd w:val="clear" w:color="auto" w:fill="E8E8E8"/>
+          <w:vAlign w:val="center"/>
         </w:tcPr>
         <w:p>
-          <w:pPr>
-            <w:widowControl w:val="0"/>
-            <w:spacing w:line="240" w:lineRule="auto"/>
-            <w:rPr>
-              <w:b/>
-              <w:bCs/>
-              <w:color w:val="11437E"/>
-              <w:sz w:val="18"/>
-              <w:szCs w:val="18"/>
-            </w:rPr>
-          </w:pPr>
           <w:r>
             <w:rPr>
               <w:b/>
@@ -3632,26 +3527,17 @@
     </w:tr>
     <w:tr>
       <w:trPr>
-        <w:trHeight w:val="20"/>
+        <w:trHeight w:val="270"/>
+        <w:jc w:val="center"/>
       </w:trPr>
       <w:tc>
         <w:tcPr>
-          <w:tcW w:w="10350" w:type="dxa"/>
-          <w:gridSpan w:val="3"/>
+          <w:tcW w:w="10343" w:type="dxa"/>
+          <w:gridSpan w:val="4"/>
           <w:shd w:val="clear" w:color="auto" w:fill="E8E8E8"/>
+          <w:vAlign w:val="center"/>
         </w:tcPr>
         <w:p>
-          <w:pPr>
-            <w:widowControl w:val="0"/>
-            <w:spacing w:line="240" w:lineRule="auto"/>
-            <w:rPr>
-              <w:b/>
-              <w:bCs/>
-              <w:color w:val="11437E"/>
-              <w:sz w:val="18"/>
-              <w:szCs w:val="18"/>
-            </w:rPr>
-          </w:pPr>
           <w:r>
             <w:rPr>
               <w:b/>
@@ -3675,6 +3561,19 @@
       </w:tc>
     </w:tr>
   </w:tbl>
+  <w:p>
+    <w:pPr>
+      <w:spacing w:line="240" w:lineRule="auto"/>
+      <w:jc w:val="center"/>
+      <w:rPr>
+        <w:b/>
+        <w:bCs/>
+        <w:color w:val="30503A"/>
+        <w:sz w:val="28"/>
+        <w:szCs w:val="28"/>
+      </w:rPr>
+    </w:pPr>
+  </w:p>
   <w:p>
     <w:pPr>
       <w:spacing w:line="16" w:lineRule="auto"/>
@@ -4096,7 +3995,7 @@
   <w:style w:type="paragraph" w:default="1" w:styleId="Normal">
     <w:name w:val="Normal"/>
     <w:qFormat/>
-    <w:rsid w:val="00656E2B"/>
+    <w:rsid w:val="00CA5647"/>
   </w:style>
   <w:style w:type="paragraph" w:styleId="Ttulo1">
     <w:name w:val="heading 1"/>

--- a/Modelos/definitivos/Modelo - RCPU.docx
+++ b/Modelos/definitivos/Modelo - RCPU.docx
@@ -118,16 +118,14 @@
               </w:rPr>
               <w:t>{{</w:t>
             </w:r>
-            <w:proofErr w:type="spellStart"/>
-            <w:r>
-              <w:rPr>
-                <w:color w:val="11437E"/>
-                <w:sz w:val="18"/>
-                <w:szCs w:val="18"/>
-              </w:rPr>
-              <w:t>equipament</w:t>
-            </w:r>
-            <w:proofErr w:type="spellEnd"/>
+            <w:r>
+              <w:rPr>
+                <w:color w:val="11437E"/>
+                <w:sz w:val="18"/>
+                <w:szCs w:val="18"/>
+              </w:rPr>
+              <w:t>service</w:t>
+            </w:r>
             <w:r>
               <w:rPr>
                 <w:color w:val="11437E"/>
@@ -192,7 +190,6 @@
               </w:rPr>
               <w:t>{{</w:t>
             </w:r>
-            <w:proofErr w:type="spellStart"/>
             <w:r>
               <w:rPr>
                 <w:color w:val="11437E"/>
@@ -201,7 +198,6 @@
               </w:rPr>
               <w:t>oil</w:t>
             </w:r>
-            <w:proofErr w:type="spellEnd"/>
             <w:r>
               <w:rPr>
                 <w:color w:val="11437E"/>
@@ -257,7 +253,6 @@
               </w:rPr>
               <w:t>{{</w:t>
             </w:r>
-            <w:proofErr w:type="spellStart"/>
             <w:r>
               <w:rPr>
                 <w:color w:val="11437E"/>
@@ -266,7 +261,6 @@
               </w:rPr>
               <w:t>flushingunit</w:t>
             </w:r>
-            <w:proofErr w:type="spellEnd"/>
             <w:r>
               <w:rPr>
                 <w:color w:val="11437E"/>
@@ -332,7 +326,6 @@
               </w:rPr>
               <w:t>{{</w:t>
             </w:r>
-            <w:proofErr w:type="spellStart"/>
             <w:r>
               <w:rPr>
                 <w:color w:val="11437E"/>
@@ -341,7 +334,6 @@
               </w:rPr>
               <w:t>servicelist</w:t>
             </w:r>
-            <w:proofErr w:type="spellEnd"/>
             <w:r>
               <w:rPr>
                 <w:color w:val="11437E"/>
@@ -388,7 +380,23 @@
                 <w:sz w:val="18"/>
                 <w:szCs w:val="18"/>
               </w:rPr>
-              <w:t>{{equipamento}}</w:t>
+              <w:t>{{</w:t>
+            </w:r>
+            <w:r>
+              <w:rPr>
+                <w:color w:val="11437E"/>
+                <w:sz w:val="18"/>
+                <w:szCs w:val="18"/>
+              </w:rPr>
+              <w:t>equipament</w:t>
+            </w:r>
+            <w:r>
+              <w:rPr>
+                <w:color w:val="11437E"/>
+                <w:sz w:val="18"/>
+                <w:szCs w:val="18"/>
+              </w:rPr>
+              <w:t>}}</w:t>
             </w:r>
           </w:p>
         </w:tc>
@@ -500,7 +508,6 @@
               </w:rPr>
               <w:t>{{</w:t>
             </w:r>
-            <w:proofErr w:type="spellStart"/>
             <w:r>
               <w:rPr>
                 <w:color w:val="11437E"/>
@@ -509,7 +516,6 @@
               </w:rPr>
               <w:t>thermounit</w:t>
             </w:r>
-            <w:proofErr w:type="spellEnd"/>
             <w:r>
               <w:rPr>
                 <w:color w:val="11437E"/>
@@ -573,7 +579,6 @@
               </w:rPr>
               <w:t>{{</w:t>
             </w:r>
-            <w:proofErr w:type="spellStart"/>
             <w:r>
               <w:rPr>
                 <w:color w:val="11437E"/>
@@ -582,7 +587,6 @@
               </w:rPr>
               <w:t>particlecounterserial</w:t>
             </w:r>
-            <w:proofErr w:type="spellEnd"/>
             <w:r>
               <w:rPr>
                 <w:color w:val="11437E"/>
@@ -718,23 +722,13 @@
               </w:rPr>
               <w:t>{{</w:t>
             </w:r>
-            <w:proofErr w:type="spellStart"/>
-            <w:r>
-              <w:rPr>
-                <w:color w:val="11437E"/>
-                <w:sz w:val="18"/>
-                <w:szCs w:val="18"/>
-              </w:rPr>
-              <w:t>starttime</w:t>
-            </w:r>
-            <w:proofErr w:type="spellEnd"/>
-            <w:r>
-              <w:rPr>
-                <w:color w:val="11437E"/>
-                <w:sz w:val="18"/>
-                <w:szCs w:val="18"/>
-              </w:rPr>
-              <w:t>}</w:t>
+            <w:r>
+              <w:rPr>
+                <w:color w:val="11437E"/>
+                <w:sz w:val="18"/>
+                <w:szCs w:val="18"/>
+              </w:rPr>
+              <w:t>starttime}</w:t>
             </w:r>
             <w:r>
               <w:rPr>
@@ -792,7 +786,6 @@
               </w:rPr>
               <w:t>{{</w:t>
             </w:r>
-            <w:proofErr w:type="spellStart"/>
             <w:r>
               <w:rPr>
                 <w:color w:val="11437E"/>
@@ -801,7 +794,6 @@
               </w:rPr>
               <w:t>endtime</w:t>
             </w:r>
-            <w:proofErr w:type="spellEnd"/>
             <w:r>
               <w:rPr>
                 <w:color w:val="11437E"/>
@@ -838,51 +830,22 @@
                 <w:szCs w:val="18"/>
               </w:rPr>
             </w:pPr>
-            <w:proofErr w:type="spellStart"/>
-            <w:r>
-              <w:rPr>
-                <w:b/>
-                <w:bCs/>
-                <w:sz w:val="18"/>
-                <w:szCs w:val="18"/>
-              </w:rPr>
-              <w:t>Tags</w:t>
-            </w:r>
-            <w:proofErr w:type="spellEnd"/>
-            <w:r>
-              <w:rPr>
-                <w:b/>
-                <w:bCs/>
-                <w:sz w:val="18"/>
-                <w:szCs w:val="18"/>
-              </w:rPr>
-              <w:t xml:space="preserve">: </w:t>
-            </w:r>
-            <w:r>
-              <w:rPr>
-                <w:color w:val="11437E"/>
-                <w:sz w:val="18"/>
-                <w:szCs w:val="18"/>
-              </w:rPr>
-              <w:t>{{</w:t>
-            </w:r>
-            <w:proofErr w:type="spellStart"/>
-            <w:r>
-              <w:rPr>
-                <w:color w:val="11437E"/>
-                <w:sz w:val="18"/>
-                <w:szCs w:val="18"/>
-              </w:rPr>
-              <w:t>tags</w:t>
-            </w:r>
-            <w:proofErr w:type="spellEnd"/>
-            <w:r>
-              <w:rPr>
-                <w:color w:val="11437E"/>
-                <w:sz w:val="18"/>
-                <w:szCs w:val="18"/>
-              </w:rPr>
-              <w:t>}}</w:t>
+            <w:r>
+              <w:rPr>
+                <w:b/>
+                <w:bCs/>
+                <w:sz w:val="18"/>
+                <w:szCs w:val="18"/>
+              </w:rPr>
+              <w:t xml:space="preserve">Tags: </w:t>
+            </w:r>
+            <w:r>
+              <w:rPr>
+                <w:color w:val="11437E"/>
+                <w:sz w:val="18"/>
+                <w:szCs w:val="18"/>
+              </w:rPr>
+              <w:t>{{tags}}</w:t>
             </w:r>
           </w:p>
         </w:tc>
@@ -1043,25 +1006,7 @@
                 <w:sz w:val="18"/>
                 <w:szCs w:val="18"/>
               </w:rPr>
-              <w:t>{{</w:t>
-            </w:r>
-            <w:proofErr w:type="spellStart"/>
-            <w:r>
-              <w:rPr>
-                <w:color w:val="11437E"/>
-                <w:sz w:val="18"/>
-                <w:szCs w:val="18"/>
-              </w:rPr>
-              <w:t>diameter</w:t>
-            </w:r>
-            <w:proofErr w:type="spellEnd"/>
-            <w:r>
-              <w:rPr>
-                <w:color w:val="11437E"/>
-                <w:sz w:val="18"/>
-                <w:szCs w:val="18"/>
-              </w:rPr>
-              <w:t>}}</w:t>
+              <w:t>{{diameter}}</w:t>
             </w:r>
           </w:p>
         </w:tc>
@@ -1081,25 +1026,7 @@
                 <w:sz w:val="18"/>
                 <w:szCs w:val="18"/>
               </w:rPr>
-              <w:t>{{</w:t>
-            </w:r>
-            <w:proofErr w:type="spellStart"/>
-            <w:r>
-              <w:rPr>
-                <w:color w:val="11437E"/>
-                <w:sz w:val="18"/>
-                <w:szCs w:val="18"/>
-              </w:rPr>
-              <w:t>length</w:t>
-            </w:r>
-            <w:proofErr w:type="spellEnd"/>
-            <w:r>
-              <w:rPr>
-                <w:color w:val="11437E"/>
-                <w:sz w:val="18"/>
-                <w:szCs w:val="18"/>
-              </w:rPr>
-              <w:t>}}</w:t>
+              <w:t>{{length}}</w:t>
             </w:r>
           </w:p>
         </w:tc>
@@ -1260,25 +1187,7 @@
                 <w:sz w:val="18"/>
                 <w:szCs w:val="18"/>
               </w:rPr>
-              <w:t>{{</w:t>
-            </w:r>
-            <w:proofErr w:type="spellStart"/>
-            <w:r>
-              <w:rPr>
-                <w:color w:val="11437E"/>
-                <w:sz w:val="18"/>
-                <w:szCs w:val="18"/>
-              </w:rPr>
-              <w:t>collaboratorname</w:t>
-            </w:r>
-            <w:proofErr w:type="spellEnd"/>
-            <w:r>
-              <w:rPr>
-                <w:color w:val="11437E"/>
-                <w:sz w:val="18"/>
-                <w:szCs w:val="18"/>
-              </w:rPr>
-              <w:t>}}</w:t>
+              <w:t>{{collaboratorname}}</w:t>
             </w:r>
           </w:p>
         </w:tc>
@@ -1304,25 +1213,7 @@
                 <w:sz w:val="18"/>
                 <w:szCs w:val="18"/>
               </w:rPr>
-              <w:t>{{</w:t>
-            </w:r>
-            <w:proofErr w:type="spellStart"/>
-            <w:r>
-              <w:rPr>
-                <w:color w:val="11437E"/>
-                <w:sz w:val="18"/>
-                <w:szCs w:val="18"/>
-              </w:rPr>
-              <w:t>collaboratorposition</w:t>
-            </w:r>
-            <w:proofErr w:type="spellEnd"/>
-            <w:r>
-              <w:rPr>
-                <w:color w:val="11437E"/>
-                <w:sz w:val="18"/>
-                <w:szCs w:val="18"/>
-              </w:rPr>
-              <w:t>}}</w:t>
+              <w:t>{{collaboratorposition}}</w:t>
             </w:r>
           </w:p>
         </w:tc>
@@ -1547,25 +1438,7 @@
                 <w:sz w:val="18"/>
                 <w:szCs w:val="18"/>
               </w:rPr>
-              <w:t xml:space="preserve"> {{</w:t>
-            </w:r>
-            <w:proofErr w:type="spellStart"/>
-            <w:r>
-              <w:rPr>
-                <w:color w:val="11437E"/>
-                <w:sz w:val="18"/>
-                <w:szCs w:val="18"/>
-              </w:rPr>
-              <w:t>startppm</w:t>
-            </w:r>
-            <w:proofErr w:type="spellEnd"/>
-            <w:r>
-              <w:rPr>
-                <w:color w:val="11437E"/>
-                <w:sz w:val="18"/>
-                <w:szCs w:val="18"/>
-              </w:rPr>
-              <w:t>}}</w:t>
+              <w:t xml:space="preserve"> {{startppm}}</w:t>
             </w:r>
           </w:p>
         </w:tc>
@@ -1626,25 +1499,7 @@
                 <w:sz w:val="18"/>
                 <w:szCs w:val="18"/>
               </w:rPr>
-              <w:t>{{</w:t>
-            </w:r>
-            <w:proofErr w:type="spellStart"/>
-            <w:r>
-              <w:rPr>
-                <w:color w:val="11437E"/>
-                <w:sz w:val="18"/>
-                <w:szCs w:val="18"/>
-              </w:rPr>
-              <w:t>startnas</w:t>
-            </w:r>
-            <w:proofErr w:type="spellEnd"/>
-            <w:r>
-              <w:rPr>
-                <w:color w:val="11437E"/>
-                <w:sz w:val="18"/>
-                <w:szCs w:val="18"/>
-              </w:rPr>
-              <w:t>}}</w:t>
+              <w:t>{{startnas}}</w:t>
             </w:r>
           </w:p>
         </w:tc>
@@ -1671,25 +1526,7 @@
                 <w:sz w:val="18"/>
                 <w:szCs w:val="18"/>
               </w:rPr>
-              <w:t>{{</w:t>
-            </w:r>
-            <w:proofErr w:type="spellStart"/>
-            <w:r>
-              <w:rPr>
-                <w:color w:val="11437E"/>
-                <w:sz w:val="18"/>
-                <w:szCs w:val="18"/>
-              </w:rPr>
-              <w:t>startiso</w:t>
-            </w:r>
-            <w:proofErr w:type="spellEnd"/>
-            <w:r>
-              <w:rPr>
-                <w:color w:val="11437E"/>
-                <w:sz w:val="18"/>
-                <w:szCs w:val="18"/>
-              </w:rPr>
-              <w:t>}}</w:t>
+              <w:t>{{startiso}}</w:t>
             </w:r>
           </w:p>
         </w:tc>
@@ -1770,25 +1607,7 @@
                 <w:sz w:val="18"/>
                 <w:szCs w:val="18"/>
               </w:rPr>
-              <w:t>{{</w:t>
-            </w:r>
-            <w:proofErr w:type="spellStart"/>
-            <w:r>
-              <w:rPr>
-                <w:color w:val="11437E"/>
-                <w:sz w:val="18"/>
-                <w:szCs w:val="18"/>
-              </w:rPr>
-              <w:t>endnas</w:t>
-            </w:r>
-            <w:proofErr w:type="spellEnd"/>
-            <w:r>
-              <w:rPr>
-                <w:color w:val="11437E"/>
-                <w:sz w:val="18"/>
-                <w:szCs w:val="18"/>
-              </w:rPr>
-              <w:t>}}</w:t>
+              <w:t>{{endnas}}</w:t>
             </w:r>
           </w:p>
         </w:tc>
@@ -1815,25 +1634,7 @@
                 <w:sz w:val="18"/>
                 <w:szCs w:val="18"/>
               </w:rPr>
-              <w:t>{{</w:t>
-            </w:r>
-            <w:proofErr w:type="spellStart"/>
-            <w:r>
-              <w:rPr>
-                <w:color w:val="11437E"/>
-                <w:sz w:val="18"/>
-                <w:szCs w:val="18"/>
-              </w:rPr>
-              <w:t>endiso</w:t>
-            </w:r>
-            <w:proofErr w:type="spellEnd"/>
-            <w:r>
-              <w:rPr>
-                <w:color w:val="11437E"/>
-                <w:sz w:val="18"/>
-                <w:szCs w:val="18"/>
-              </w:rPr>
-              <w:t>}}</w:t>
+              <w:t>{{endiso}}</w:t>
             </w:r>
           </w:p>
         </w:tc>
@@ -1872,7 +1673,6 @@
               </w:rPr>
               <w:t>{{</w:t>
             </w:r>
-            <w:proofErr w:type="spellStart"/>
             <w:r>
               <w:rPr>
                 <w:color w:val="11437E"/>
@@ -1881,7 +1681,6 @@
               </w:rPr>
               <w:t>endppm</w:t>
             </w:r>
-            <w:proofErr w:type="spellEnd"/>
             <w:r>
               <w:rPr>
                 <w:color w:val="11437E"/>
@@ -1950,25 +1749,7 @@
                 <w:sz w:val="18"/>
                 <w:szCs w:val="18"/>
               </w:rPr>
-              <w:t>{{</w:t>
-            </w:r>
-            <w:proofErr w:type="spellStart"/>
-            <w:r>
-              <w:rPr>
-                <w:color w:val="11437E"/>
-                <w:sz w:val="18"/>
-                <w:szCs w:val="18"/>
-              </w:rPr>
-              <w:t>totaltime</w:t>
-            </w:r>
-            <w:proofErr w:type="spellEnd"/>
-            <w:r>
-              <w:rPr>
-                <w:color w:val="11437E"/>
-                <w:sz w:val="18"/>
-                <w:szCs w:val="18"/>
-              </w:rPr>
-              <w:t>}}</w:t>
+              <w:t>{{totaltime}}</w:t>
             </w:r>
           </w:p>
         </w:tc>
@@ -2093,7 +1874,6 @@
               </w:rPr>
               <w:t>{{</w:t>
             </w:r>
-            <w:proofErr w:type="spellStart"/>
             <w:r>
               <w:rPr>
                 <w:color w:val="11437E"/>
@@ -2102,7 +1882,6 @@
               </w:rPr>
               <w:t>countphotos</w:t>
             </w:r>
-            <w:proofErr w:type="spellEnd"/>
             <w:r>
               <w:rPr>
                 <w:color w:val="11437E"/>
@@ -2316,7 +2095,6 @@
               </w:rPr>
               <w:t>{{</w:t>
             </w:r>
-            <w:proofErr w:type="spellStart"/>
             <w:r>
               <w:rPr>
                 <w:color w:val="11437E"/>
@@ -2325,7 +2103,6 @@
               </w:rPr>
               <w:t>humidityphotos</w:t>
             </w:r>
-            <w:proofErr w:type="spellEnd"/>
             <w:r>
               <w:rPr>
                 <w:color w:val="11437E"/>
@@ -2422,25 +2199,7 @@
                 <w:sz w:val="18"/>
                 <w:szCs w:val="18"/>
               </w:rPr>
-              <w:t>{{</w:t>
-            </w:r>
-            <w:proofErr w:type="spellStart"/>
-            <w:r>
-              <w:rPr>
-                <w:color w:val="11437E"/>
-                <w:sz w:val="18"/>
-                <w:szCs w:val="18"/>
-              </w:rPr>
-              <w:t>obs</w:t>
-            </w:r>
-            <w:proofErr w:type="spellEnd"/>
-            <w:r>
-              <w:rPr>
-                <w:color w:val="11437E"/>
-                <w:sz w:val="18"/>
-                <w:szCs w:val="18"/>
-              </w:rPr>
-              <w:t>}}</w:t>
+              <w:t>{{obs}}</w:t>
             </w:r>
           </w:p>
         </w:tc>
@@ -2545,21 +2304,7 @@
               <w:rPr>
                 <w:color w:val="11437E"/>
               </w:rPr>
-              <w:t xml:space="preserve"> {{</w:t>
-            </w:r>
-            <w:proofErr w:type="spellStart"/>
-            <w:r>
-              <w:rPr>
-                <w:color w:val="11437E"/>
-              </w:rPr>
-              <w:t>leadername</w:t>
-            </w:r>
-            <w:proofErr w:type="spellEnd"/>
-            <w:r>
-              <w:rPr>
-                <w:color w:val="11437E"/>
-              </w:rPr>
-              <w:t>}}</w:t>
+              <w:t xml:space="preserve"> {{leadername}}</w:t>
             </w:r>
           </w:p>
           <w:p>
@@ -2581,21 +2326,7 @@
               <w:rPr>
                 <w:color w:val="11437E"/>
               </w:rPr>
-              <w:t>{{</w:t>
-            </w:r>
-            <w:proofErr w:type="spellStart"/>
-            <w:r>
-              <w:rPr>
-                <w:color w:val="11437E"/>
-              </w:rPr>
-              <w:t>leaderposition</w:t>
-            </w:r>
-            <w:proofErr w:type="spellEnd"/>
-            <w:r>
-              <w:rPr>
-                <w:color w:val="11437E"/>
-              </w:rPr>
-              <w:t>}}</w:t>
+              <w:t>{{leaderposition}}</w:t>
             </w:r>
           </w:p>
         </w:tc>
@@ -3232,7 +2963,6 @@
             </w:rPr>
             <w:t>{{</w:t>
           </w:r>
-          <w:proofErr w:type="spellStart"/>
           <w:r>
             <w:rPr>
               <w:b/>
@@ -3241,7 +2971,6 @@
             </w:rPr>
             <w:t>missiontitle</w:t>
           </w:r>
-          <w:proofErr w:type="spellEnd"/>
           <w:r>
             <w:rPr>
               <w:b/>
@@ -3285,29 +3014,7 @@
               <w:sz w:val="18"/>
               <w:szCs w:val="18"/>
             </w:rPr>
-            <w:t>{{</w:t>
-          </w:r>
-          <w:proofErr w:type="spellStart"/>
-          <w:r>
-            <w:rPr>
-              <w:b/>
-              <w:bCs/>
-              <w:color w:val="11437E"/>
-              <w:sz w:val="18"/>
-              <w:szCs w:val="18"/>
-            </w:rPr>
-            <w:t>client</w:t>
-          </w:r>
-          <w:proofErr w:type="spellEnd"/>
-          <w:r>
-            <w:rPr>
-              <w:b/>
-              <w:bCs/>
-              <w:color w:val="11437E"/>
-              <w:sz w:val="18"/>
-              <w:szCs w:val="18"/>
-            </w:rPr>
-            <w:t>}}</w:t>
+            <w:t>{{client}}</w:t>
           </w:r>
         </w:p>
       </w:tc>
@@ -3335,29 +3042,7 @@
               <w:sz w:val="18"/>
               <w:szCs w:val="18"/>
             </w:rPr>
-            <w:t>{{</w:t>
-          </w:r>
-          <w:proofErr w:type="spellStart"/>
-          <w:r>
-            <w:rPr>
-              <w:b/>
-              <w:bCs/>
-              <w:color w:val="11437E"/>
-              <w:sz w:val="18"/>
-              <w:szCs w:val="18"/>
-            </w:rPr>
-            <w:t>proposal</w:t>
-          </w:r>
-          <w:proofErr w:type="spellEnd"/>
-          <w:r>
-            <w:rPr>
-              <w:b/>
-              <w:bCs/>
-              <w:color w:val="11437E"/>
-              <w:sz w:val="18"/>
-              <w:szCs w:val="18"/>
-            </w:rPr>
-            <w:t>}}</w:t>
+            <w:t>{{proposal}}</w:t>
           </w:r>
         </w:p>
       </w:tc>
@@ -3405,7 +3090,6 @@
             </w:rPr>
             <w:t>{{</w:t>
           </w:r>
-          <w:proofErr w:type="spellStart"/>
           <w:r>
             <w:rPr>
               <w:b/>
@@ -3414,18 +3098,7 @@
               <w:sz w:val="18"/>
               <w:szCs w:val="18"/>
             </w:rPr>
-            <w:t>rcpu</w:t>
-          </w:r>
-          <w:proofErr w:type="spellEnd"/>
-          <w:r>
-            <w:rPr>
-              <w:b/>
-              <w:bCs/>
-              <w:color w:val="11437E"/>
-              <w:sz w:val="18"/>
-              <w:szCs w:val="18"/>
-            </w:rPr>
-            <w:t>}</w:t>
+            <w:t>rcpu}</w:t>
           </w:r>
           <w:r>
             <w:rPr>
@@ -3469,29 +3142,7 @@
               <w:sz w:val="18"/>
               <w:szCs w:val="18"/>
             </w:rPr>
-            <w:t xml:space="preserve"> {{</w:t>
-          </w:r>
-          <w:proofErr w:type="spellStart"/>
-          <w:r>
-            <w:rPr>
-              <w:b/>
-              <w:bCs/>
-              <w:color w:val="11437E"/>
-              <w:sz w:val="18"/>
-              <w:szCs w:val="18"/>
-            </w:rPr>
-            <w:t>cnpj</w:t>
-          </w:r>
-          <w:proofErr w:type="spellEnd"/>
-          <w:r>
-            <w:rPr>
-              <w:b/>
-              <w:bCs/>
-              <w:color w:val="11437E"/>
-              <w:sz w:val="18"/>
-              <w:szCs w:val="18"/>
-            </w:rPr>
-            <w:t>}}</w:t>
+            <w:t xml:space="preserve"> {{cnpj}}</w:t>
           </w:r>
         </w:p>
       </w:tc>
